--- a/rapports/16_02_2026/Amina_DEME/coh_EQ20_sup_112201010018.docx
+++ b/rapports/16_02_2026/Amina_DEME/coh_EQ20_sup_112201010018.docx
@@ -25,7 +25,7 @@
         <w:br/>
         <w:t>Grappe: 112201010018</w:t>
         <w:br/>
-        <w:t>Date: 16/02/2026 a 12:40</w:t>
+        <w:t>Date: 16/02/2026 a 12:58</w:t>
       </w:r>
     </w:p>
     <w:p/>

--- a/rapports/16_02_2026/Amina_DEME/coh_EQ20_sup_112201010018.docx
+++ b/rapports/16_02_2026/Amina_DEME/coh_EQ20_sup_112201010018.docx
@@ -25,7 +25,7 @@
         <w:br/>
         <w:t>Grappe: 112201010018</w:t>
         <w:br/>
-        <w:t>Date: 16/02/2026 a 12:58</w:t>
+        <w:t>Date: 16/02/2026 a 13:05</w:t>
       </w:r>
     </w:p>
     <w:p/>
@@ -119,7 +119,7 @@
           </w:tcPr>
           <w:p>
             <w:r>
-              <w:t>28</w:t>
+              <w:t>27</w:t>
             </w:r>
           </w:p>
         </w:tc>
@@ -295,6 +295,38 @@
           </w:tcPr>
           <w:p>
             <w:r>
+              <w:t>Section0</w:t>
+            </w:r>
+          </w:p>
+        </w:tc>
+        <w:tc>
+          <w:tcPr>
+            <w:tcW w:type="dxa" w:w="3324"/>
+          </w:tcPr>
+          <w:p>
+            <w:r>
+              <w:t>Identification et renseignements de controle</w:t>
+            </w:r>
+          </w:p>
+        </w:tc>
+        <w:tc>
+          <w:tcPr>
+            <w:tcW w:type="dxa" w:w="3324"/>
+          </w:tcPr>
+          <w:p>
+            <w:r>
+              <w:t>9</w:t>
+            </w:r>
+          </w:p>
+        </w:tc>
+      </w:tr>
+      <w:tr>
+        <w:tc>
+          <w:tcPr>
+            <w:tcW w:type="dxa" w:w="3324"/>
+          </w:tcPr>
+          <w:p>
+            <w:r>
               <w:t>Section4a</w:t>
             </w:r>
           </w:p>
@@ -315,39 +347,7 @@
           </w:tcPr>
           <w:p>
             <w:r>
-              <w:t>10</w:t>
-            </w:r>
-          </w:p>
-        </w:tc>
-      </w:tr>
-      <w:tr>
-        <w:tc>
-          <w:tcPr>
-            <w:tcW w:type="dxa" w:w="3324"/>
-          </w:tcPr>
-          <w:p>
-            <w:r>
-              <w:t>Section4b</w:t>
-            </w:r>
-          </w:p>
-        </w:tc>
-        <w:tc>
-          <w:tcPr>
-            <w:tcW w:type="dxa" w:w="3324"/>
-          </w:tcPr>
-          <w:p>
-            <w:r>
-              <w:t>Emploi - Activite principale</w:t>
-            </w:r>
-          </w:p>
-        </w:tc>
-        <w:tc>
-          <w:tcPr>
-            <w:tcW w:type="dxa" w:w="3324"/>
-          </w:tcPr>
-          <w:p>
-            <w:r>
-              <w:t>10</w:t>
+              <w:t>9</w:t>
             </w:r>
           </w:p>
         </w:tc>
@@ -423,7 +423,7 @@
           </w:tcPr>
           <w:p>
             <w:r>
-              <w:t>Section0</w:t>
+              <w:t>Section11</w:t>
             </w:r>
           </w:p>
         </w:tc>
@@ -433,7 +433,7 @@
           </w:tcPr>
           <w:p>
             <w:r>
-              <w:t>Identification et renseignements de controle</w:t>
+              <w:t>Caracteristiques logement</w:t>
             </w:r>
           </w:p>
         </w:tc>
@@ -443,7 +443,7 @@
           </w:tcPr>
           <w:p>
             <w:r>
-              <w:t>6</w:t>
+              <w:t>7</w:t>
             </w:r>
           </w:p>
         </w:tc>
@@ -455,7 +455,7 @@
           </w:tcPr>
           <w:p>
             <w:r>
-              <w:t>Section9b</w:t>
+              <w:t>Section4b</w:t>
             </w:r>
           </w:p>
         </w:tc>
@@ -465,7 +465,7 @@
           </w:tcPr>
           <w:p>
             <w:r>
-              <w:t>Depenses non-alimentaires - 7 jours</w:t>
+              <w:t>Emploi - Activite principale</w:t>
             </w:r>
           </w:p>
         </w:tc>
@@ -1038,7 +1038,7 @@
         <w:rPr>
           <w:sz w:val="20"/>
         </w:rPr>
-        <w:t>- Attention ! Le prix unitaire d'achat (1000 Fcfa) de Patate douce en Tas (Petit) est relativement élevé par rapport aux autres prix observés dans cette zone. Prière de corriger ou de confirmer avec le QG. Attention ! Le prix unitaire d'achat (600 Fcfa) de Poireau en Tas (Moyen) est relativement élevé par rapport aux autres prix observés dans cette zone. Prière de corriger ou de confirmer avec le QG. Attention ! Le prix unitaire d'achat (6000 Fcfa) de Café en poudre soluble en Boite (Autre que la boite/pot de tomate) (Moyen) est relativement élevé par rapport aux autres prix observés dans cette zone. Prière de corriger ou de confirmer avec le QG. Avertissement!!! Le ménage a consommé 28 Cuillère Tres petit de Chocolat pâte à tartiner, cette quantité semble anormale pour une consommation des 7 derniers jours.Prière de corriger ou de confirmer avec le QG. Avertissement!!! Le ménage a consommé 42 Cuillère Tres petit de Sel, cette quantité semble anormale pour une consommation des 7 derniers jours.Prière de corriger ou de confirmer avec le QG. Le prix d'achat unitaire (1500 Fcfa) de Sel en Sac (25 Kg) de taille taille unique est très faible, prière de regarder les reponses prises dans les questions s07bq07a s07bq07b s07bq07c s07bq08 pour mieux corriger. Avertissement!!! Le ménage a consommé 9 Tas Moyen de Carpe frais, cette quantité semble anormale pour une consommation des 7 derniers jours.Prière de corriger ou de confirmer avec le QG. Avertissement!!!Le ménage a consommé 175 miche de Petit de Pain traditionnel (Baguette)  ce qui semble incoherent pour une consommation aucours des 7 derniers jours, prière de verifier et corriger. Attention ! Le prix unitaire d'achat (75 Fcfa) de Pain traditionnel (Baguette) en miche (Petit) est relativement faible par rapport aux autres prix observés dans cette zone. Prière de corriger ou de confirmer avec le QG. Avertissement!!!Le ménage a consommé 56 Verre ( à thé) de taille unique de Sucre en poudre   ce qui semble incoherent pour une consommation aucours des 7 derniers jours, prière de verifier et corriger. Avertissement!!! Le ménage a consommé 56 Verre ( à thé) taille unique de Sucre en poudre , cette quantité semble anormale pour une consommation des 7 derniers jours.Prière de corriger ou de confirmer avec le QG.</w:t>
+        <w:t>- Attention ! Le prix unitaire d'achat (1000 Fcfa) de Patate douce en Tas (Petit) est relativement élevé par rapport aux autres prix observés dans cette zone. Prière de corriger ou de confirmer avec le QG. Attention ! Le prix unitaire d'achat (500 Fcfa) de Aubergine sauvage  en Tas (Petit) est relativement élevé par rapport aux autres prix observés dans cette zone. Prière de corriger ou de confirmer avec le QG. Attention ! Le prix unitaire d'achat (600 Fcfa) de Poireau en Tas (Moyen) est relativement élevé par rapport aux autres prix observés dans cette zone. Prière de corriger ou de confirmer avec le QG. Attention ! Le prix unitaire d'achat (6000 Fcfa) de Café en poudre soluble en Boite (Autre que la boite/pot de tomate) (Moyen) est relativement élevé par rapport aux autres prix observés dans cette zone. Prière de corriger ou de confirmer avec le QG. Avertissement!!! Le ménage a consommé 28 Cuillère Tres petit de Chocolat pâte à tartiner, cette quantité semble anormale pour une consommation des 7 derniers jours.Prière de corriger ou de confirmer avec le QG. Avertissement!!! Le ménage a consommé 42 Cuillère Tres petit de Sel, cette quantité semble anormale pour une consommation des 7 derniers jours.Prière de corriger ou de confirmer avec le QG. Le prix d'achat unitaire (1500 Fcfa) de Sel en Sac (25 Kg) de taille taille unique est très faible, prière de regarder les reponses prises dans les questions s07bq07a s07bq07b s07bq07c s07bq08 pour mieux corriger. Avertissement!!! Le ménage a consommé 9 Tas Moyen de Carpe frais, cette quantité semble anormale pour une consommation des 7 derniers jours.Prière de corriger ou de confirmer avec le QG. Avertissement!!!Le ménage a consommé 175 miche de Petit de Pain traditionnel (Baguette)  ce qui semble incoherent pour une consommation aucours des 7 derniers jours, prière de verifier et corriger. Attention ! Le prix unitaire d'achat (75 Fcfa) de Pain traditionnel (Baguette) en miche (Petit) est relativement faible par rapport aux autres prix observés dans cette zone. Prière de corriger ou de confirmer avec le QG. Avertissement!!!Le ménage a consommé 56 Verre ( à thé) de taille unique de Sucre en poudre   ce qui semble incoherent pour une consommation aucours des 7 derniers jours, prière de verifier et corriger. Avertissement!!! Le ménage a consommé 56 Verre ( à thé) taille unique de Sucre en poudre , cette quantité semble anormale pour une consommation des 7 derniers jours.Prière de corriger ou de confirmer avec le QG.</w:t>
       </w:r>
     </w:p>
     <w:p>
@@ -1132,27 +1132,6 @@
           <w:color w:val="4672C4"/>
           <w:sz w:val="22"/>
         </w:rPr>
-        <w:t>&gt;&gt; Section10b - caracteristiques entreprise non agricole</w:t>
-      </w:r>
-    </w:p>
-    <w:p>
-      <w:pPr>
-        <w:ind w:left="283"/>
-      </w:pPr>
-      <w:r>
-        <w:rPr>
-          <w:sz w:val="20"/>
-        </w:rPr>
-        <w:t>- Le montant dépensé de L'entreprise vente de produit scolaire pour l'achat de ces marchandises revendues en état, sans transformation ne peut être supérieur aux montants obtenus sur la revente de marchandises achetées et revendues en état au cours des 30 derniers jours ou durant le dernier mois où l'entreprise a fonctionné (s10q47 &gt; s10q46), prière de corriger. Incohérence! L'entreprise vente de produit scolaire a depensé pour l'achat des marchandises revendues en état (s10q47 different de 0) mais dit n'avoir réçu aucune somme sur la revente de ces marchandises achetées et revendues en état (s10q46 est égal à 0), prière de fournir d'effort pour estimer le montant obtenu sur la revente de ces marchandises achetées et revendues en état. Le montant dépensé de l'entreprise vente de produit scolaire en achat de matières premières pour les produits vendus au cours des 30 derniers jours ou durant le dernier mois où l'entreprise a fonctionné ne peut pas être supéreur aux montants obtenus sur la vente de produits transformés par l'entreprise au cours de cette même période où l'entreprise a fonctionné (s10q49 &gt; s10q48), prière de corriger. L'entreprise vente de produit scolaire a depensé en achat de matières premières pour les produits vendus (s10q49 different de 0) mais dit n'avoir réçu aucune somme sur la vente de produits transformés (s10q48 est égal à 0), prière de fournir de l'effort pour estimer le montant obtenu sur la vente vente de produits transformés.</w:t>
-      </w:r>
-    </w:p>
-    <w:p>
-      <w:r>
-        <w:rPr>
-          <w:b/>
-          <w:color w:val="4672C4"/>
-          <w:sz w:val="22"/>
-        </w:rPr>
         <w:t>&gt;&gt; Section11 - Caracteristiques logement</w:t>
       </w:r>
     </w:p>
@@ -1185,13 +1164,7 @@
         <w:rPr>
           <w:sz w:val="20"/>
         </w:rPr>
-        <w:t xml:space="preserve">- Attention ! Appareil TV a été revendu à 150000 Fcfa qui est relativement élevé par rapport aux autres prix de revente observés dans cette zone. Prière de corriger ou de confirmer avec le QG. </w:t>
-        <w:br/>
-        <w:t xml:space="preserve">- Attention ! Armoires et autres meubles a été revendu à 400000 Fcfa qui est relativement élevé par rapport aux autres prix de revente observés dans cette zone. Prière de corriger ou de confirmer avec le QG. </w:t>
-        <w:br/>
         <w:t xml:space="preserve">- Attention ! Congélateur a été achété à 380000 Fcfa est relativement élevé par rapport aux autres prix d'achat observés dans cette zone. Prière de corriger ou de confirmer avec le QG. Attention ! Congélateur a été revendu à 350000 Fcfa qui est relativement élevé par rapport aux autres prix de revente observés dans cette zone. Prière de corriger ou de confirmer avec le QG. </w:t>
-        <w:br/>
-        <w:t xml:space="preserve">- Attention ! Réfrigérateur a été revendu à 50000 Fcfa qui est relativement faible par rapport aux autres prix de revente observés dans cette zone. Prière de corriger ou de confirmer avec le QG. </w:t>
         <w:br/>
         <w:t xml:space="preserve">- Le nombre d'article ( Matelas simple)  dans ce ménages est élevé (18), prière de corriger ou confirmer avec le QG. </w:t>
         <w:br/>
@@ -1585,6 +1558,27 @@
           <w:color w:val="4672C4"/>
           <w:sz w:val="22"/>
         </w:rPr>
+        <w:t>&gt;&gt; Section0 - Identification et renseignements de controle</w:t>
+      </w:r>
+    </w:p>
+    <w:p>
+      <w:pPr>
+        <w:ind w:left="283"/>
+      </w:pPr>
+      <w:r>
+        <w:rPr>
+          <w:sz w:val="20"/>
+        </w:rPr>
+        <w:t>- Le questionnaire semble ne pas être complètement fini mais le questionnaire est en statut complet, prière de compléter le questionnaire.</w:t>
+      </w:r>
+    </w:p>
+    <w:p>
+      <w:r>
+        <w:rPr>
+          <w:b/>
+          <w:color w:val="4672C4"/>
+          <w:sz w:val="22"/>
+        </w:rPr>
         <w:t>&gt;&gt; Section1 - Caracteristiques des membres</w:t>
       </w:r>
     </w:p>
@@ -1653,50 +1647,6 @@
           <w:color w:val="4672C4"/>
           <w:sz w:val="22"/>
         </w:rPr>
-        <w:t>&gt;&gt; Section4a - Emploi</w:t>
-      </w:r>
-    </w:p>
-    <w:p>
-      <w:pPr>
-        <w:ind w:left="283"/>
-      </w:pPr>
-      <w:r>
-        <w:rPr>
-          <w:sz w:val="20"/>
-        </w:rPr>
-        <w:t>- Incoherent! Djiby sow est (Ménagère) de la 4.21 et Djiby sow est un homme, prière de corriger.</w:t>
-      </w:r>
-    </w:p>
-    <w:p>
-      <w:r>
-        <w:rPr>
-          <w:b/>
-          <w:color w:val="4672C4"/>
-          <w:sz w:val="22"/>
-        </w:rPr>
-        <w:t>&gt;&gt; Section4b - Emploi - Activite principale</w:t>
-      </w:r>
-    </w:p>
-    <w:p>
-      <w:pPr>
-        <w:ind w:left="283"/>
-      </w:pPr>
-      <w:r>
-        <w:rPr>
-          <w:sz w:val="20"/>
-        </w:rPr>
-        <w:t xml:space="preserve">- Attention ! Le nombre de jours que Khouleye sow a travaillés par mois semble être inférieur à 15. Veuillez, s'il vous plaît, confirmer cette information. </w:t>
-        <w:br/>
-        <w:t>- Attention ! Le nombre de jours que Mariama sow a travaillés par mois semble être inférieur à 15. Veuillez, s'il vous plaît, confirmer cette information.</w:t>
-      </w:r>
-    </w:p>
-    <w:p>
-      <w:r>
-        <w:rPr>
-          <w:b/>
-          <w:color w:val="4672C4"/>
-          <w:sz w:val="22"/>
-        </w:rPr>
         <w:t>&gt;&gt; Section7b - Consommation alimentaire - 7 jours</w:t>
       </w:r>
     </w:p>
@@ -1708,28 +1658,7 @@
         <w:rPr>
           <w:sz w:val="20"/>
         </w:rPr>
-        <w:t>- Attention ! Le prix unitaire d'achat (100 Fcfa) de Citron en Pièce (Petit) est relativement élevé par rapport aux autres prix observés dans cette zone. Prière de corriger ou de confirmer avec le QG. Attention ! Le prix unitaire d'achat (580 Fcfa) de Riz importé parfumé en Kg (taille unique) est relativement élevé par rapport aux autres prix observés dans cette zone. Prière de corriger ou de confirmer avec le QG. Attention ! Soupçons de quantité anormale! Le ménage de SAIDOU SOW avec une taille de 13 personnes a consommé 14 Pièce en Petit de Carotte qui est relativement élevé comme consommation par rapport à la condition de vie des autres ménages de même taille dans cette zone. Prière de corriger ou de confirmer avec le QG. Avertissement!!! Le ménage a consommé 14 Paquet Petit de Thé en sachet, cette quantité semble anormale pour une consommation des 7 derniers jours.Prière de corriger ou de confirmer avec le QG. Avertissement!! le prix unitaire (100 Fcfa) de Thé en sachet (unité: Paquet) de taille Petit est très faible ou élevé. Prière de corriger ou de confirmer avec le QG. Avertissement!!! Le ménage a consommé 7 Carton Petit de Concentré de tomate. Difficile de consommer ce produit avec cette unité. Prière de verifier et corriger.</w:t>
-      </w:r>
-    </w:p>
-    <w:p>
-      <w:r>
-        <w:rPr>
-          <w:b/>
-          <w:color w:val="4672C4"/>
-          <w:sz w:val="22"/>
-        </w:rPr>
-        <w:t>&gt;&gt; Section9b - Depenses non-alimentaires - 7 jours</w:t>
-      </w:r>
-    </w:p>
-    <w:p>
-      <w:pPr>
-        <w:ind w:left="283"/>
-      </w:pPr>
-      <w:r>
-        <w:rPr>
-          <w:sz w:val="20"/>
-        </w:rPr>
-        <w:t>- Il est difficile d'avoir un ménage qui n'a effectué aucune des dépenses mentionnées au cours de 7 derniers jours, prière de revoir la section 9B pour ce ménage.</w:t>
+        <w:t>- Attention ! Le prix unitaire d'achat (100 Fcfa) de Citron en Pièce (Petit) est relativement élevé par rapport aux autres prix observés dans cette zone. Prière de corriger ou de confirmer avec le QG. Attention ! Soupçons de quantité anormale! Le ménage de SAIDOU SOW avec une taille de 13 personnes a consommé 14 Pièce en Petit de Carotte qui est relativement élevé comme consommation par rapport à la condition de vie des autres ménages de même taille dans cette zone. Prière de corriger ou de confirmer avec le QG. Avertissement!!! Le ménage a consommé 14 Paquet Petit de Thé en sachet, cette quantité semble anormale pour une consommation des 7 derniers jours.Prière de corriger ou de confirmer avec le QG. Avertissement!! le prix unitaire (100 Fcfa) de Thé en sachet (unité: Paquet) de taille Petit est très faible ou élevé. Prière de corriger ou de confirmer avec le QG. Avertissement!!! Le ménage a consommé 7 Carton Petit de Concentré de tomate. Difficile de consommer ce produit avec cette unité. Prière de verifier et corriger.</w:t>
       </w:r>
     </w:p>
     <w:p>
@@ -1751,27 +1680,6 @@
           <w:sz w:val="20"/>
         </w:rPr>
         <w:t>- La dernière fois que vous avez acheté Bois de chauffe ramassé/coupé (estimer la valeur) est à la Brousse et semble exister dans les modalités, prière de prendre attache avec le QG pour plus d'explication afin de la classer bien.</w:t>
-      </w:r>
-    </w:p>
-    <w:p>
-      <w:r>
-        <w:rPr>
-          <w:b/>
-          <w:color w:val="4672C4"/>
-          <w:sz w:val="22"/>
-        </w:rPr>
-        <w:t>&gt;&gt; Section9d - Depenses non-alimentaires - 3 mois</w:t>
-      </w:r>
-    </w:p>
-    <w:p>
-      <w:pPr>
-        <w:ind w:left="283"/>
-      </w:pPr>
-      <w:r>
-        <w:rPr>
-          <w:sz w:val="20"/>
-        </w:rPr>
-        <w:t>- Difficile pour un ménage de ne pas avoir effectué de dépenses au cours de 3 derniers mois sur les produits/services cités (Section 9D), prière de revoir la section pour ce ménage.</w:t>
       </w:r>
     </w:p>
     <w:p>
@@ -2159,27 +2067,6 @@
           <w:color w:val="4672C4"/>
           <w:sz w:val="22"/>
         </w:rPr>
-        <w:t>&gt;&gt; Section0 - Identification et renseignements de controle</w:t>
-      </w:r>
-    </w:p>
-    <w:p>
-      <w:pPr>
-        <w:ind w:left="283"/>
-      </w:pPr>
-      <w:r>
-        <w:rPr>
-          <w:sz w:val="20"/>
-        </w:rPr>
-        <w:t>- Vous avez declaré que le questionnaire est complètement fini mais le questionnaire est en statut partiel, prière de mettre le questionnaire en statut complet s'il est fini.</w:t>
-      </w:r>
-    </w:p>
-    <w:p>
-      <w:r>
-        <w:rPr>
-          <w:b/>
-          <w:color w:val="4672C4"/>
-          <w:sz w:val="22"/>
-        </w:rPr>
         <w:t>&gt;&gt; Section1 - Caracteristiques des membres</w:t>
       </w:r>
     </w:p>
@@ -2291,30 +2178,7 @@
         </w:rPr>
         <w:t xml:space="preserve">- Avertissement! Généralement les jeunes hommes (10 à 25ans) font des travaux ménager soit apprendre les enfants à reviser leurs léçons ou d'autres cours, moussa coulibaly n'a consacré aucune heure pour les travaux cités en s04q01, s04q02, s04q03, s04q04, s04q05, s04q06, s04q07 et s04q08.Prière de regarder pour corriger ou confirmer avec le QG. </w:t>
         <w:br/>
-        <w:t xml:space="preserve">- Avertissement! penda soukho est trop âgé ou en retraite mais il a moins de 58 ans, prière de corriger. </w:t>
-        <w:br/>
         <w:t>- Avertissement! saraka coulibaly est trop âgé ou en retraite mais il a moins de 58 ans, prière de corriger.</w:t>
-      </w:r>
-    </w:p>
-    <w:p>
-      <w:r>
-        <w:rPr>
-          <w:b/>
-          <w:color w:val="4672C4"/>
-          <w:sz w:val="22"/>
-        </w:rPr>
-        <w:t>&gt;&gt; Section4b - Emploi - Activite principale</w:t>
-      </w:r>
-    </w:p>
-    <w:p>
-      <w:pPr>
-        <w:ind w:left="283"/>
-      </w:pPr>
-      <w:r>
-        <w:rPr>
-          <w:sz w:val="20"/>
-        </w:rPr>
-        <w:t>- Attention ! Le nombre de jours que Djibril coulibaly1 a travaillés par mois semble être inférieur à 15. Veuillez, s'il vous plaît, confirmer cette information. Avertissement!!! Djibril coulibaly1 enquêté dans l'emploi principale n'a pas declaré son salaire prière de fournir plus d'effort pour lui demander son salire, vous pouvez utiliser des stratégies pour faire une estimation ou demander des conseils au QG. Avertissement!!! Djibril coulibaly1 enquêté dans l'emploi principale n'a pas declaré son revenu prière de fournir plus d'effort pour lui demander son revenu, vous pouvez utiliser des stratégies pour faire une estimation ou demander des conseils au QG.</w:t>
       </w:r>
     </w:p>
     <w:p>
@@ -2379,28 +2243,7 @@
         <w:rPr>
           <w:sz w:val="20"/>
         </w:rPr>
-        <w:t>- Attention ! Le prix unitaire d'achat (100 Fcfa) de Ail en Sachets (Petit) est relativement élevé par rapport aux autres prix observés dans cette zone. Prière de corriger ou de confirmer avec le QG. Attention ! Le prix unitaire d'achat (100 Fcfa) de Piment frais en Pièce (Petit) est relativement élevé par rapport aux autres prix observés dans cette zone. Prière de corriger ou de confirmer avec le QG. Attention ! Le prix unitaire d'achat (1200 Fcfa) de Sucre en poudre  en Kg (taille unique) est relativement élevé par rapport aux autres prix observés dans cette zone. Prière de corriger ou de confirmer avec le QG. Attention ! Le prix unitaire d'achat (200 Fcfa) de Carpe séchée en Pièce (Petit) est relativement élevé par rapport aux autres prix observés dans cette zone. Prière de corriger ou de confirmer avec le QG. Attention ! Le prix unitaire d'achat (200 Fcfa) de Poivron frais en Pièce (Moyen) est relativement élevé par rapport aux autres prix observés dans cette zone. Prière de corriger ou de confirmer avec le QG. Attention ! Le prix unitaire d'achat (500 Fcfa) de Arachides pilées en Sachets (Petit) est relativement élevé par rapport aux autres prix observés dans cette zone. Prière de corriger ou de confirmer avec le QG. Avertissement!!! Le ménage a consommé 12 Kg taille unique de Capitaine frais, cette quantité semble anormale pour une consommation des 7 derniers jours.Prière de corriger ou de confirmer avec le QG. Avertissement!!! Le ménage a consommé 21 Cuillère Tres petit de Chocolat pâte à tartiner, cette quantité semble anormale pour une consommation des 7 derniers jours.Prière de corriger ou de confirmer avec le QG. Avertissement!!! Le ménage a consommé 35 Tas Tres petit de Feuilles de Epinar, cette quantité semble anormale pour une consommation des 7 derniers jours.Prière de corriger ou de confirmer avec le QG. Avertissement!!!Le ménage a consommé 56 Cuillère de Tres petit de Beurre  ce qui semble incoherent pour une consommation aucours des 7 derniers jours, prière de verifier et corriger. Avertissement!!!Le ménage a consommé 56 Cuillère de Tres petit de Café en poudre soluble  ce qui semble incoherent pour une consommation aucours des 7 derniers jours, prière de verifier et corriger. Avertissement!!!Le ménage a consommé 70 Cuillère de Tres petit de Lait en poudre  ce qui semble incoherent pour une consommation aucours des 7 derniers jours, prière de verifier et corriger.</w:t>
-      </w:r>
-    </w:p>
-    <w:p>
-      <w:r>
-        <w:rPr>
-          <w:b/>
-          <w:color w:val="4672C4"/>
-          <w:sz w:val="22"/>
-        </w:rPr>
-        <w:t>&gt;&gt; Section9a - Depenses de fetes et ceremonies</w:t>
-      </w:r>
-    </w:p>
-    <w:p>
-      <w:pPr>
-        <w:ind w:left="283"/>
-      </w:pPr>
-      <w:r>
-        <w:rPr>
-          <w:sz w:val="20"/>
-        </w:rPr>
-        <w:t>- La somme des dépenses pour Fin du Ramadan 2024  de ce ménage semble  élevé, merci de regarder les montant pris dans les questions s09Aq03 s09Aq04 s09Aq05 s09Aq06 s09Aq07 et corriger ou confirmer ces montants avec le QG.</w:t>
+        <w:t>- Attention ! Le prix unitaire d'achat (1200 Fcfa) de Sucre en poudre  en Kg (taille unique) est relativement élevé par rapport aux autres prix observés dans cette zone. Prière de corriger ou de confirmer avec le QG. Avertissement!!! Le ménage a consommé 12 Kg taille unique de Capitaine frais, cette quantité semble anormale pour une consommation des 7 derniers jours.Prière de corriger ou de confirmer avec le QG. Avertissement!!! Le ménage a consommé 21 Cuillère Tres petit de Chocolat pâte à tartiner, cette quantité semble anormale pour une consommation des 7 derniers jours.Prière de corriger ou de confirmer avec le QG. Avertissement!!! Le ménage a consommé 35 Tas Tres petit de Feuilles de Epinar, cette quantité semble anormale pour une consommation des 7 derniers jours.Prière de corriger ou de confirmer avec le QG. Avertissement!!!Le ménage a consommé 56 Cuillère de Tres petit de Beurre  ce qui semble incoherent pour une consommation aucours des 7 derniers jours, prière de verifier et corriger. Avertissement!!!Le ménage a consommé 56 Cuillère de Tres petit de Café en poudre soluble  ce qui semble incoherent pour une consommation aucours des 7 derniers jours, prière de verifier et corriger. Avertissement!!!Le ménage a consommé 70 Cuillère de Tres petit de Lait en poudre  ce qui semble incoherent pour une consommation aucours des 7 derniers jours, prière de verifier et corriger. Avertissement!!!Le ménage a consommé 84 miche de Petit de Pain traditionnel (Baguette)  ce qui semble incoherent pour une consommation aucours des 7 derniers jours, prière de verifier et corriger.</w:t>
       </w:r>
     </w:p>
     <w:p>
@@ -2452,6 +2295,27 @@
           <w:color w:val="4672C4"/>
           <w:sz w:val="22"/>
         </w:rPr>
+        <w:t>&gt;&gt; Section10b - caracteristiques entreprise non agricole</w:t>
+      </w:r>
+    </w:p>
+    <w:p>
+      <w:pPr>
+        <w:ind w:left="283"/>
+      </w:pPr>
+      <w:r>
+        <w:rPr>
+          <w:sz w:val="20"/>
+        </w:rPr>
+        <w:t>- Incoherence! Dans le ménage de saraka coulibaly il y a un membre qui detient l'entreprise vente de bois chauffe qui semble être de l'agriculture ou de l'élévage, prière de bien classer la nomenclature de l'entreprise s'il ne s'agit pas de l'agriculture ou de l'élévage. S'il s'agit de l'agriculture ou l'élévage prière d'enlever cette entreprise (vente de bois chauffe) dans la section 10 et ajouter soit dans la section agriculture ou l'élévage pour éviter le double compte ou incomprehension.</w:t>
+      </w:r>
+    </w:p>
+    <w:p>
+      <w:r>
+        <w:rPr>
+          <w:b/>
+          <w:color w:val="4672C4"/>
+          <w:sz w:val="22"/>
+        </w:rPr>
         <w:t>&gt;&gt; Section11 - Caracteristiques logement</w:t>
       </w:r>
     </w:p>
@@ -2486,32 +2350,13 @@
         </w:rPr>
         <w:t xml:space="preserve">- Attention ! Climatiseurs/splits (non installés au mur) a été achété à 250000 Fcfa est relativement élevé par rapport aux autres prix d'achat observés dans cette zone. Prière de corriger ou de confirmer avec le QG. Attention ! Climatiseurs/splits (non installés au mur) a été revendu à 200000 Fcfa qui est relativement élevé par rapport aux autres prix de revente observés dans cette zone. Prière de corriger ou de confirmer avec le QG. </w:t>
         <w:br/>
-        <w:t xml:space="preserve">- Attention ! Réfrigérateur a été revendu à 200000 Fcfa qui est relativement élevé par rapport aux autres prix de revente observés dans cette zone. Prière de corriger ou de confirmer avec le QG. </w:t>
+        <w:t xml:space="preserve">- Attention ! Lit a été revendu à 400000 Fcfa qui est relativement élevé par rapport aux autres prix de revente observés dans cette zone. Prière de corriger ou de confirmer avec le QG. </w:t>
         <w:br/>
-        <w:t xml:space="preserve">- Attention ! Ventilateur sur pied a été achété à 25000 Fcfa est relativement élevé par rapport aux autres prix d'achat observés dans cette zone. Prière de corriger ou de confirmer avec le QG. Attention ! Ventilateur sur pied a été revendu à 20000 Fcfa qui est relativement élevé par rapport aux autres prix de revente observés dans cette zone. Prière de corriger ou de confirmer avec le QG. </w:t>
+        <w:t xml:space="preserve">- Attention ! Radio simple/Radiocassette a été achété à 15000 Fcfa est relativement élevé par rapport aux autres prix d'achat observés dans cette zone. Prière de corriger ou de confirmer avec le QG. Attention ! Radio simple/Radiocassette a été revendu à 10000 Fcfa qui est relativement élevé par rapport aux autres prix de revente observés dans cette zone. Prière de corriger ou de confirmer avec le QG. </w:t>
         <w:br/>
-        <w:t>- Le nombre d'article ( Salon  (Fauteuils et table basse))  dans ce ménages est élevé (6), prière de corriger ou confirmer avec le QG.</w:t>
-      </w:r>
-    </w:p>
-    <w:p>
-      <w:r>
-        <w:rPr>
-          <w:b/>
-          <w:color w:val="4672C4"/>
-          <w:sz w:val="22"/>
-        </w:rPr>
-        <w:t>&gt;&gt; Section13a - Transferts recus</w:t>
-      </w:r>
-    </w:p>
-    <w:p>
-      <w:pPr>
-        <w:ind w:left="283"/>
-      </w:pPr>
-      <w:r>
-        <w:rPr>
-          <w:sz w:val="20"/>
-        </w:rPr>
-        <w:t>- Avertissement!! Le montant des transferts reçu par mois semble très élevé ou faible, peut-être que vous vous êtes trompés du choix de l'unité.</w:t>
+        <w:t xml:space="preserve">- Attention ! Ventilateur sur pied a été achété à 25000 Fcfa est relativement élevé par rapport aux autres prix d'achat observés dans cette zone. Prière de corriger ou de confirmer avec le QG. </w:t>
+        <w:br/>
+        <w:t>- Le nombre d'article ( Salon  (Fauteuils et table basse))  dans ce ménages est élevé (4), prière de corriger ou confirmer avec le QG.</w:t>
       </w:r>
     </w:p>
     <w:p>
@@ -2889,7 +2734,7 @@
         <w:rPr>
           <w:sz w:val="20"/>
         </w:rPr>
-        <w:t>- Il est obligatoire de prendre les coordonnées Gps avant d'administrer le questionnaire. Prière de prendre les coordonnées GPS.</w:t>
+        <w:t>- Le questionnaire semble ne pas être complètement fini mais le questionnaire est en statut complet, prière de compléter le questionnaire. Il est obligatoire de prendre les coordonnées Gps avant d'administrer le questionnaire. Prière de prendre les coordonnées GPS.</w:t>
       </w:r>
     </w:p>
     <w:p>
@@ -3010,7 +2855,7 @@
         <w:rPr>
           <w:sz w:val="20"/>
         </w:rPr>
-        <w:t>- Attention ! Le prix unitaire d'achat (75 Fcfa) de Pain traditionnel (Baguette) en miche (Petit) est relativement faible par rapport aux autres prix observés dans cette zone. Prière de corriger ou de confirmer avec le QG. Le prix d'achat unitaire (800 Fcfa) de Sel en Sac (5 Kg) de taille taille unique est très faible, prière de regarder les reponses prises dans les questions s07bq07a s07bq07b s07bq07c s07bq08 pour mieux corriger.</w:t>
+        <w:t>- Attention ! Le prix unitaire d'achat (100 Fcfa) de Piment séché en Sachets (Tres petit) est relativement élevé par rapport aux autres prix observés dans cette zone. Prière de corriger ou de confirmer avec le QG. Attention ! Le prix unitaire d'achat (75 Fcfa) de Pain traditionnel (Baguette) en miche (Petit) est relativement faible par rapport aux autres prix observés dans cette zone. Prière de corriger ou de confirmer avec le QG. Le prix d'achat unitaire (800 Fcfa) de Sel en Sac (5 Kg) de taille taille unique est très faible, prière de regarder les reponses prises dans les questions s07bq07a s07bq07b s07bq07c s07bq08 pour mieux corriger.</w:t>
       </w:r>
     </w:p>
     <w:p>
@@ -3073,7 +2918,7 @@
         <w:rPr>
           <w:sz w:val="20"/>
         </w:rPr>
-        <w:t>- Le salaire total payé de toutes catégories confondues par le ménage SADIO SOW pour la main-d'oeuvre non-familiale sur la parcelle PARCELLE  DE SORGHO au cours de la campagne pour la période des récoltes est de 0 qui semble élevé ou faible. Merci de corriger. La superficie de la parcelle PARCELLE  DE SORGHO selon les mesures GPS est de 3519.23 hectare qui semble élevé ou faible, prière de corriger.</w:t>
+        <w:t>- La superficie de la parcelle PARCELLE  DE SORGHO selon les mesures GPS est de 3519.23 hectare qui semble élevé ou faible, prière de corriger.</w:t>
       </w:r>
     </w:p>
     <w:p>
@@ -3413,7 +3258,7 @@
         <w:br/>
         <w:t xml:space="preserve">- Les informations sur l'acte de naissance (ni Jours, ni mois et ni années) de  dala konate  manquent, s'il vous plait pouvez-vous fournir d'effort pour avoir ces informations. Le mois de l'enfant ( dala konate ) n'est pas connu mais vous avez declaré en s01q04a le nombre de mois, prière de changer NSP au niveau de s01q03b. </w:t>
         <w:br/>
-        <w:t xml:space="preserve">- Les informations sur l'acte de naissance (ni Jours, ni mois et ni années) de  diedji konate  manquent, s'il vous plait pouvez-vous fournir d'effort pour avoir ces informations. </w:t>
+        <w:t xml:space="preserve">- Les informations sur l'acte de naissance (ni Jours, ni mois et ni années) de  die gui konate  manquent, s'il vous plait pouvez-vous fournir d'effort pour avoir ces informations. </w:t>
         <w:br/>
         <w:t xml:space="preserve">- Les informations sur l'acte de naissance (ni Jours, ni mois et ni années) de  diegui konate  manquent, s'il vous plait pouvez-vous fournir d'effort pour avoir ces informations. </w:t>
         <w:br/>
@@ -3421,9 +3266,9 @@
         <w:br/>
         <w:t xml:space="preserve">- Les informations sur l'acte de naissance (ni Jours, ni mois et ni années) de  maimouna konate1  manquent, s'il vous plait pouvez-vous fournir d'effort pour avoir ces informations. Le mois de l'enfant ( maimouna konate1 ) n'est pas connu mais vous avez declaré en s01q04a le nombre de mois, prière de changer NSP au niveau de s01q03b. </w:t>
         <w:br/>
-        <w:t xml:space="preserve">- Les informations sur l'acte de naissance (ni Jours, ni mois et ni années) de  sigua konate  manquent, s'il vous plait pouvez-vous fournir d'effort pour avoir ces informations. Attention ! Le montant (8000 Fcfa) dépensé ou reçu en cadeau pour les recharges internet ou de forfaits de données mobiles(hors appels vocaux), aucours des 30 derniers jours de  sigua konate est relativement élevé par rapport aux autres montants depansés observés dans cette zone. Prière de corriger ou de confirmer avec le QG. </w:t>
+        <w:t xml:space="preserve">- Les informations sur l'acte de naissance (ni Jours, ni mois et ni années) de  sigua konate  manquent, s'il vous plait pouvez-vous fournir d'effort pour avoir ces informations. Les catégories socioprofessionnelles du père biologique de  sigua konate  ne sont pas coherentes, prière de corriger. Attention ! Le montant (8000 Fcfa) dépensé ou reçu en cadeau pour les recharges internet ou de forfaits de données mobiles(hors appels vocaux), aucours des 30 derniers jours de  sigua konate est relativement élevé par rapport aux autres montants depansés observés dans cette zone. Prière de corriger ou de confirmer avec le QG. </w:t>
         <w:br/>
-        <w:t xml:space="preserve">- Les informations sur l'acte de naissance (ni Jours, ni mois et ni années) de  simbala konate  manquent, s'il vous plait pouvez-vous fournir d'effort pour avoir ces informations. </w:t>
+        <w:t xml:space="preserve">- Les informations sur l'acte de naissance (ni Jours, ni mois et ni années) de  simballa konate  manquent, s'il vous plait pouvez-vous fournir d'effort pour avoir ces informations. </w:t>
         <w:br/>
         <w:t>- Les informations sur l'acte de naissance (ni Jours, ni mois et ni années) de  syguale konate  manquent, s'il vous plait pouvez-vous fournir d'effort pour avoir ces informations.</w:t>
       </w:r>
@@ -3452,7 +3297,7 @@
         <w:br/>
         <w:t xml:space="preserve">- Peu probable! dala konate  n'arrive pas  à comprendre un petit texte lu dans une langue locale (s02q03). Veuillez corriger ou donner des explications au QG. Peu probable! dala konate  ne sait ni lire, ni écrire, ni comprendre dans aucune des langues  (s02q01,s02q02,s02q03). Veuillez corriger ou donner des explications au QG. </w:t>
         <w:br/>
-        <w:t xml:space="preserve">- Peu probable! diedji konate  n'arrive pas  à comprendre un petit texte lu dans une langue locale (s02q03). Veuillez corriger ou donner des explications au QG. Peu probable! diedji konate  ne sait ni lire, ni écrire, ni comprendre dans aucune des langues  (s02q01,s02q02,s02q03). Veuillez corriger ou donner des explications au QG. Peu plausible diedji konate fréquente au minimum le fondamental 1 mais ne sait ni lire ni comprendre la langue française, prière de corriger ou de confirmer avec le QG merci. Attention ! Le frais de scolarité (1500 Fcfa) de diedji konate en 1ére année de Primaire est relativement élevé par rapport aux autres frais de scolarités observés dans cette zone. Prière de corriger ou de confirmer avec le QG. </w:t>
+        <w:t xml:space="preserve">- Peu probable! die gui konate  n'arrive pas  à comprendre un petit texte lu dans une langue locale (s02q03). Veuillez corriger ou donner des explications au QG. Peu probable! die gui konate  ne sait ni lire, ni écrire, ni comprendre dans aucune des langues  (s02q01,s02q02,s02q03). Veuillez corriger ou donner des explications au QG. Peu plausible die gui konate fréquente au minimum le fondamental 1 mais ne sait ni lire ni comprendre la langue française, prière de corriger ou de confirmer avec le QG merci. Attention ! Le frais de scolarité (1500 Fcfa) de die gui konate en 1ére année de Primaire est relativement élevé par rapport aux autres frais de scolarités observés dans cette zone. Prière de corriger ou de confirmer avec le QG. </w:t>
         <w:br/>
         <w:t xml:space="preserve">- Peu probable! diegui konate  n'arrive pas  à comprendre un petit texte lu dans une langue locale (s02q03). Veuillez corriger ou donner des explications au QG. Peu probable! diegui konate  ne sait ni lire, ni écrire, ni comprendre dans aucune des langues  (s02q01,s02q02,s02q03). Veuillez corriger ou donner des explications au QG. La raison principale que diegui konate n'a pas fait des études dans une école formelle est nas pas atteinte l' age et semble exister dans les modalités, prière de prendre attache avec le QG pour plus d'explication afin de la classer bien. </w:t>
         <w:br/>
@@ -3466,7 +3311,7 @@
         <w:br/>
         <w:t xml:space="preserve">- Peu probable! sigua konate  n'arrive pas  à comprendre un petit texte lu dans une langue locale (s02q03). Veuillez corriger ou donner des explications au QG. Peu probable! sigua konate  ne sait ni lire, ni écrire, ni comprendre dans aucune des langues  (s02q01,s02q02,s02q03). Veuillez corriger ou donner des explications au QG. </w:t>
         <w:br/>
-        <w:t xml:space="preserve">- Peu probable! simbala konate  n'arrive pas  à comprendre un petit texte lu dans une langue locale (s02q03). Veuillez corriger ou donner des explications au QG. </w:t>
+        <w:t xml:space="preserve">- Peu probable! simballa konate  n'arrive pas  à comprendre un petit texte lu dans une langue locale (s02q03). Veuillez corriger ou donner des explications au QG. </w:t>
         <w:br/>
         <w:t>- Peu probable! syguale konate  n'arrive pas  à comprendre un petit texte lu dans une langue locale (s02q03). Veuillez corriger ou donner des explications au QG.</w:t>
       </w:r>
@@ -3489,12 +3334,6 @@
         <w:rPr>
           <w:sz w:val="20"/>
         </w:rPr>
-        <w:t xml:space="preserve">- Avertissement! Nombre d'heure que amadou samba konate a consacré à son emploi au cours des 7 derniers jours est trop faible, veuillez revoir s'il vous plait ou confirmer cette information avec QG. </w:t>
-        <w:br/>
-        <w:t xml:space="preserve">- Avertissement! Nombre d'heure que samba konate a consacré à son emploi au cours des 7 derniers jours est trop faible, veuillez revoir s'il vous plait ou confirmer cette information avec QG. </w:t>
-        <w:br/>
-        <w:t xml:space="preserve">- Avertissement! Nombre d'heure que simbala konate a consacré à son emploi au cours des 7 derniers jours est trop faible, veuillez revoir s'il vous plait ou confirmer cette information avec QG. </w:t>
-        <w:br/>
         <w:t>- Avertissement! aissatou fofana est trop âgé ou en retraite mais il a moins de 58 ans, prière de corriger.</w:t>
       </w:r>
     </w:p>
@@ -3520,7 +3359,7 @@
         <w:br/>
         <w:t xml:space="preserve">- Nombre de mois exercé par samba konate dans l'emploi au cours des 12 derniers mois semble faible, veuillez corriger s'il vous plait ou comfirmer avec le QG. </w:t>
         <w:br/>
-        <w:t>- Nombre de mois exercé par simbala konate dans l'emploi au cours des 12 derniers mois semble faible, veuillez corriger s'il vous plait ou comfirmer avec le QG.</w:t>
+        <w:t>- Nombre de mois exercé par simballa konate dans l'emploi au cours des 12 derniers mois semble faible, veuillez corriger s'il vous plait ou comfirmer avec le QG.</w:t>
       </w:r>
     </w:p>
     <w:p>
@@ -3541,7 +3380,7 @@
         <w:rPr>
           <w:sz w:val="20"/>
         </w:rPr>
-        <w:t>- Attention ! Le prix unitaire d'achat (100 Fcfa) de Ail en Sachets (Petit) est relativement élevé par rapport aux autres prix observés dans cette zone. Prière de corriger ou de confirmer avec le QG. Avertissement!! le prix unitaire (150 Fcfa) de Thé en sachet (unité: Sachets) de taille Tres petit est très faible ou élevé. Prière de corriger ou de confirmer avec le QG. Avertissement!!! Le ménage a consommé 12 Kg taille unique de Capitaine frais, cette quantité semble anormale pour une consommation des 7 derniers jours.Prière de corriger ou de confirmer avec le QG. Avertissement!!! Le ménage a consommé 30 Tas Grand de Feuilles de Epinar, cette quantité semble anormale pour une consommation des 7 derniers jours.Prière de corriger ou de confirmer avec le QG. Avertissement!!!Le ménage a consommé 70 Cuillère de Petit de Café en poudre soluble  ce qui semble incoherent pour une consommation aucours des 7 derniers jours, prière de verifier et corriger. Attention ! Le prix unitaire d'achat (1500 Fcfa) de Café en poudre soluble en Boite (Autre que la boite/pot de tomate) (Petit) est relativement élevé par rapport aux autres prix observés dans cette zone. Prière de corriger ou de confirmer avec le QG. Avertissement!!!Le ménage a consommé 70 miche de Petit de Pain traditionnel (Baguette)  ce qui semble incoherent pour une consommation aucours des 7 derniers jours, prière de verifier et corriger. Le prix d'achat unitaire (200 Fcfa) de Orange  en Kg de taille  taille unique  est très faible, prière de regarder les reponses prises dans les questions s07bq07a s07bq07b s07bq07c s07bq08 pour mieux corriger.</w:t>
+        <w:t>- Avertissement!! La quantité (3.5 litre) du produit Huile de soja  consommée  par le ménage semble très élevé, prière de corriger ou confirmer avec le QG. Avertissement!! le prix unitaire (150 Fcfa) de Thé en sachet (unité: Sachets) de taille Tres petit est très faible ou élevé. Prière de corriger ou de confirmer avec le QG. Avertissement!!! Le ménage a consommé 12 Kg taille unique de Capitaine frais, cette quantité semble anormale pour une consommation des 7 derniers jours.Prière de corriger ou de confirmer avec le QG. Avertissement!!! Le ménage a consommé 35 Tas Grand de Feuilles de Epinar, cette quantité semble anormale pour une consommation des 7 derniers jours.Prière de corriger ou de confirmer avec le QG. Avertissement!!!Le ménage a consommé 70 Cuillère de Petit de Café en poudre soluble  ce qui semble incoherent pour une consommation aucours des 7 derniers jours, prière de verifier et corriger. Avertissement!!!Le ménage a consommé 70 miche de Petit de Pain traditionnel (Baguette)  ce qui semble incoherent pour une consommation aucours des 7 derniers jours, prière de verifier et corriger. Le prix d'achat unitaire (200 Fcfa) de Orange  en Kg de taille  taille unique  est très faible, prière de regarder les reponses prises dans les questions s07bq07a s07bq07b s07bq07c s07bq08 pour mieux corriger.</w:t>
       </w:r>
     </w:p>
     <w:p>
@@ -3625,7 +3464,7 @@
         <w:rPr>
           <w:sz w:val="20"/>
         </w:rPr>
-        <w:t>- Avertissement!!! Le ménage de amadou samba konate a comme taille 13 personnes dont ils vivent à MATAM Rural et aucune d'entre ne possède une entreprise non agricole, prière de revoir cette partie de la section 10 de ce menage.</w:t>
+        <w:t>- Avertissement!!! Le ménage de AMADOU SAMBA KONATE a comme taille 13 personnes dont ils vivent à MATAM Rural et aucune d'entre ne possède une entreprise non agricole, prière de revoir cette partie de la section 10 de ce menage.</w:t>
       </w:r>
     </w:p>
     <w:p>
@@ -3667,13 +3506,7 @@
         <w:rPr>
           <w:sz w:val="20"/>
         </w:rPr>
-        <w:t xml:space="preserve">- Attention ! Appareil TV a été revendu à 150000 Fcfa qui est relativement élevé par rapport aux autres prix de revente observés dans cette zone. Prière de corriger ou de confirmer avec le QG. </w:t>
-        <w:br/>
-        <w:t xml:space="preserve">- Attention ! Matelas simple a été revendu à 90000 Fcfa qui est relativement élevé par rapport aux autres prix de revente observés dans cette zone. Prière de corriger ou de confirmer avec le QG. </w:t>
-        <w:br/>
-        <w:t xml:space="preserve">- Attention ! Ventilateur sur pied a été revendu à 15000 Fcfa qui est relativement élevé par rapport aux autres prix de revente observés dans cette zone. Prière de corriger ou de confirmer avec le QG. </w:t>
-        <w:br/>
-        <w:t>- Le nombre d'article ( Salon  (Fauteuils et table basse))  dans ce ménages est élevé (6), prière de corriger ou confirmer avec le QG.</w:t>
+        <w:t>- Attention ! Matelas simple a été achété à 100000 Fcfa est relativement élevé par rapport aux autres prix d'achat observés dans cette zone. Prière de corriger ou de confirmer avec le QG. Attention ! Matelas simple a été revendu à 90000 Fcfa qui est relativement élevé par rapport aux autres prix de revente observés dans cette zone. Prière de corriger ou de confirmer avec le QG.</w:t>
       </w:r>
     </w:p>
     <w:p>
@@ -3694,11 +3527,11 @@
         <w:rPr>
           <w:sz w:val="20"/>
         </w:rPr>
-        <w:t xml:space="preserve">- Avertissement!! La parcelle a comme nom (parcelle 1 ARACHIDES) qui ne semble pas être un bon nom ou contient des lettres, prière de mettre le vrai nom de la parcelle. La superficie de la parcelle parcelle 1 ARACHIDES est de 9999 Hectare (Ha), elle doit être renseignée et ne doit pas contenir des chiffres de 9999 ou 0. Prière de corriger. La superficie de la parcelle parcelle 1 ARACHIDES selon l'exploitant est de 9999 Hectare (Ha) qui semble élevé ou l'estimation ne semble pas bonne. Prière de corriger. La superficie de la parcelle parcelle 1 ARACHIDES selon les mesures GPS est de 1701.48 hectare qui semble élevé ou faible, prière de corriger. Le document légal (titre, acte, certificat etc. ) qui affirme votre possession de la parcelle parcelle 1 ARACHIDES est  et semble exister dans les modalités, prière de prendre attache avec le QG pour plus d'explication afin de la classer bien. </w:t>
-        <w:br/>
         <w:t xml:space="preserve">- Avertissement!! La parcelle a comme nom (parcelle 1 ARACHIDES) qui ne semble pas être un bon nom ou contient des lettres, prière de mettre le vrai nom de la parcelle. La superficie de la parcelle parcelle 1 ARACHIDES est de 9999 Hectare (Ha), elle doit être renseignée et ne doit pas contenir des chiffres de 9999 ou 0. Prière de corriger. La superficie de la parcelle parcelle 1 ARACHIDES selon l'exploitant est de 9999 Hectare (Ha) qui semble élevé ou l'estimation ne semble pas bonne. Prière de corriger. La superficie de la parcelle parcelle 1 ARACHIDES selon les mesures GPS est de 4061.17 hectare qui semble élevé ou faible, prière de corriger. Le document légal (titre, acte, certificat etc. ) qui affirme votre possession de la parcelle parcelle 1 ARACHIDES est  et semble exister dans les modalités, prière de prendre attache avec le QG pour plus d'explication afin de la classer bien. </w:t>
         <w:br/>
-        <w:t>- Avertissement!! La parcelle a comme nom (parcelle 1 ARACHIDES) qui ne semble pas être un bon nom ou contient des lettres, prière de mettre le vrai nom de la parcelle. La superficie de la parcelle parcelle 1 ARACHIDES est de 9999 Hectare (Ha), elle doit être renseignée et ne doit pas contenir des chiffres de 9999 ou 0. Prière de corriger. La superficie de la parcelle parcelle 1 ARACHIDES selon l'exploitant est de 9999 Hectare (Ha) qui semble élevé ou l'estimation ne semble pas bonne. Prière de corriger. La superficie de la parcelle parcelle 1 ARACHIDES selon les mesures GPS est de 9999 hectare qui semble élevé ou faible, prière de corriger. La superficie de la parcelle parcelle 1 ARACHIDES selon les mesures GPS est de 9999 hectare et celle donnée par l'exploitant est de 9999 qui sont identique, comment cela pourrait-il se faire prière de corriger. Le document légal (titre, acte, certificat etc. ) qui affirme votre possession de la parcelle parcelle 1 ARACHIDES est  et semble exister dans les modalités, prière de prendre attache avec le QG pour plus d'explication afin de la classer bien.</w:t>
+        <w:t xml:space="preserve">- Avertissement!! La parcelle a comme nom (parcelle 1 ARACHIDES) qui ne semble pas être un bon nom ou contient des lettres, prière de mettre le vrai nom de la parcelle. La superficie de la parcelle parcelle 1 ARACHIDES selon l'exploitant est de 900 Hectare (Ha) qui semble élevé ou l'estimation ne semble pas bonne. Prière de corriger. La superficie de la parcelle parcelle 1 ARACHIDES selon les mesures GPS est de 177.16 hectare qui semble élevé ou faible, prière de corriger. Le document légal (titre, acte, certificat etc. ) qui affirme votre possession de la parcelle parcelle 1 ARACHIDES est  et semble exister dans les modalités, prière de prendre attache avec le QG pour plus d'explication afin de la classer bien. </w:t>
+        <w:br/>
+        <w:t>- Avertissement!! La parcelle a comme nom (parcelle 1 ARACHIDES) qui ne semble pas être un bon nom ou contient des lettres, prière de mettre le vrai nom de la parcelle. La superficie de la parcelle parcelle 1 ARACHIDES selon les mesures GPS est de 1701.48 hectare qui semble élevé ou faible, prière de corriger. Le document légal (titre, acte, certificat etc. ) qui affirme votre possession de la parcelle parcelle 1 ARACHIDES est  et semble exister dans les modalités, prière de prendre attache avec le QG pour plus d'explication afin de la classer bien.</w:t>
       </w:r>
     </w:p>
     <w:p>
@@ -3721,7 +3554,7 @@
         </w:rPr>
         <w:t xml:space="preserve">- Avertissement!! L'âge (50 ans)  de Houe/daba/hilaire dans ce ménage semble être élevé, prière de corriger ou confirmer avec le QG. Attention ! Houe/daba/hilaire a été achété à 20000 Fcfa est relativement élevé par rapport aux autres prix d'achat observés dans cette zone. Prière de corriger ou de confirmer avec le QG. Attention ! Houe/daba/hilaire a été revendu à 20000 Fcfa qui est relativement élevé par rapport aux autres prix de revente observés dans cette zone. Prière de corriger ou de confirmer avec le QG. </w:t>
         <w:br/>
-        <w:t>- Avertissement!! Le nombre (28)  de Charrettes est élevé, prière de corriger ou confirmer avec le QG. Avertissement!! L'âge (28 ans)  de Charrettes dans ce ménage semble être élevé, prière de corriger ou confirmer avec le QG. Attention ! Charrettes a été achété à 20000 Fcfa est relativement faible par rapport aux autres prix d'achat observés dans cette zone. Prière de corriger ou de confirmer avec le QG. Attention ! Charrettes a été revendu à 20000 Fcfa qui est relativement faible par rapport aux autres prix de revente observés dans cette zone. Prière de corriger ou de confirmer avec le QG.</w:t>
+        <w:t>- Avertissement!! Le nombre (28)  de Charrettes est élevé, prière de corriger ou confirmer avec le QG. Avertissement!! L'âge (28 ans)  de Charrettes dans ce ménage semble être élevé, prière de corriger ou confirmer avec le QG. Attention ! Charrettes a été achété à 20000 Fcfa est relativement faible par rapport aux autres prix d'achat observés dans cette zone. Prière de corriger ou de confirmer avec le QG.</w:t>
       </w:r>
     </w:p>
     <w:p>
@@ -4046,6 +3879,27 @@
           <w:color w:val="4672C4"/>
           <w:sz w:val="22"/>
         </w:rPr>
+        <w:t>&gt;&gt; Section0 - Identification et renseignements de controle</w:t>
+      </w:r>
+    </w:p>
+    <w:p>
+      <w:pPr>
+        <w:ind w:left="283"/>
+      </w:pPr>
+      <w:r>
+        <w:rPr>
+          <w:sz w:val="20"/>
+        </w:rPr>
+        <w:t>- Le questionnaire semble ne pas être complètement fini mais le questionnaire est en statut complet, prière de compléter le questionnaire.</w:t>
+      </w:r>
+    </w:p>
+    <w:p>
+      <w:r>
+        <w:rPr>
+          <w:b/>
+          <w:color w:val="4672C4"/>
+          <w:sz w:val="22"/>
+        </w:rPr>
         <w:t>&gt;&gt; Section2 - Education</w:t>
       </w:r>
     </w:p>
@@ -4182,7 +4036,7 @@
         <w:rPr>
           <w:sz w:val="20"/>
         </w:rPr>
-        <w:t>- Attention ! Le prix unitaire d'achat (100 Fcfa) de Sel en Sachets (Tres petit) est relativement élevé par rapport aux autres prix observés dans cette zone. Prière de corriger ou de confirmer avec le QG. Attention ! Le prix unitaire d'achat (200 Fcfa) de Carpe séchée en Pièce (Petit) est relativement élevé par rapport aux autres prix observés dans cette zone. Prière de corriger ou de confirmer avec le QG. Attention ! Le prix unitaire d'achat (200 Fcfa) de Choux en Morceau (Portion) (Petit) est relativement élevé par rapport aux autres prix observés dans cette zone. Prière de corriger ou de confirmer avec le QG. Avertissement!!! Le ménage a consommé 42 Tas Petit de Feuilles de Epinar, cette quantité semble anormale pour une consommation des 7 derniers jours.Prière de corriger ou de confirmer avec le QG. Avertissement!!! Le ménage a consommé 7 Paquet Tres petit de Thé en sachet, cette quantité semble anormale pour une consommation des 7 derniers jours.Prière de corriger ou de confirmer avec le QG. Avertissement!! le prix unitaire (100 Fcfa) de Thé en sachet (unité: Paquet) de taille Tres petit est très faible ou élevé. Prière de corriger ou de confirmer avec le QG. Avertissement!!!Le ménage a consommé 84 miche de Petit de Pain traditionnel (Baguette)  ce qui semble incoherent pour une consommation aucours des 7 derniers jours, prière de verifier et corriger. Attention ! Le prix unitaire d'achat (75 Fcfa) de Pain traditionnel (Baguette) en miche (Petit) est relativement faible par rapport aux autres prix observés dans cette zone. Prière de corriger ou de confirmer avec le QG.</w:t>
+        <w:t>- Attention ! Le prix unitaire d'achat (100 Fcfa) de Piment séché en Sachets (Tres petit) est relativement élevé par rapport aux autres prix observés dans cette zone. Prière de corriger ou de confirmer avec le QG. Attention ! Le prix unitaire d'achat (100 Fcfa) de Sel en Sachets (Tres petit) est relativement élevé par rapport aux autres prix observés dans cette zone. Prière de corriger ou de confirmer avec le QG. Attention ! Le prix unitaire d'achat (200 Fcfa) de Carpe séchée en Pièce (Petit) est relativement élevé par rapport aux autres prix observés dans cette zone. Prière de corriger ou de confirmer avec le QG. Attention ! Le prix unitaire d'achat (200 Fcfa) de Choux en Morceau (Portion) (Petit) est relativement élevé par rapport aux autres prix observés dans cette zone. Prière de corriger ou de confirmer avec le QG. Attention ! Le prix unitaire d'achat (200 Fcfa) de Oignon frais en Tas (Petit) est relativement élevé par rapport aux autres prix observés dans cette zone. Prière de corriger ou de confirmer avec le QG. Avertissement!!! Le ménage a consommé 42 Tas Petit de Feuilles de Epinar, cette quantité semble anormale pour une consommation des 7 derniers jours.Prière de corriger ou de confirmer avec le QG. Avertissement!!! Le ménage a consommé 7 Paquet Tres petit de Thé en sachet, cette quantité semble anormale pour une consommation des 7 derniers jours.Prière de corriger ou de confirmer avec le QG. Avertissement!! le prix unitaire (100 Fcfa) de Thé en sachet (unité: Paquet) de taille Tres petit est très faible ou élevé. Prière de corriger ou de confirmer avec le QG. Avertissement!!!Le ménage a consommé 84 miche de Petit de Pain traditionnel (Baguette)  ce qui semble incoherent pour une consommation aucours des 7 derniers jours, prière de verifier et corriger. Attention ! Le prix unitaire d'achat (75 Fcfa) de Pain traditionnel (Baguette) en miche (Petit) est relativement faible par rapport aux autres prix observés dans cette zone. Prière de corriger ou de confirmer avec le QG.</w:t>
       </w:r>
     </w:p>
     <w:p>
@@ -4224,7 +4078,7 @@
         <w:rPr>
           <w:sz w:val="20"/>
         </w:rPr>
-        <w:t>- Avertissement!! Le champs a comme nom (CHAMPS 1) qui ne semble pas être un bon nom ou contient des lettres, prière de mettre le vrai nom du champs. La superficie de la parcelle PARCELLE DE SORGHO selon les mesures GPS est de 19548.18 hectare qui semble élevé ou faible, prière de corriger.</w:t>
+        <w:t>- La superficie de la parcelle PARCELLE DE SORGHO selon les mesures GPS est de 19548.18 hectare qui semble élevé ou faible, prière de corriger.</w:t>
       </w:r>
     </w:p>
     <w:p>
@@ -4581,7 +4435,7 @@
         <w:rPr>
           <w:sz w:val="20"/>
         </w:rPr>
-        <w:t>- Vous avez declaré que le questionnaire est complètement fini mais le questionnaire est en statut partiel, prière de mettre le questionnaire en statut complet s'il est fini.</w:t>
+        <w:t>- Le questionnaire semble ne pas être complètement fini mais le questionnaire est en statut complet, prière de compléter le questionnaire.</w:t>
       </w:r>
     </w:p>
     <w:p>
@@ -4693,7 +4547,7 @@
         <w:rPr>
           <w:sz w:val="20"/>
         </w:rPr>
-        <w:t>- Attention ! Le prix unitaire d'achat (100 Fcfa) de Citron en Pièce (Petit) est relativement élevé par rapport aux autres prix observés dans cette zone. Prière de corriger ou de confirmer avec le QG. Attention ! Le prix unitaire d'achat (100 Fcfa) de Oignon frais en Pièce (Petit) est relativement élevé par rapport aux autres prix observés dans cette zone. Prière de corriger ou de confirmer avec le QG. Attention ! Le prix unitaire d'achat (50 Fcfa) de Cube alimentaire (Maggi, Jumbo, ) en Cube (Petit) est relativement élevé par rapport aux autres prix observés dans cette zone. Prière de corriger ou de confirmer avec le QG. Attention ! Le prix unitaire d'achat (500 Fcfa) de Lait caillé en Sachets (Petit) est relativement élevé par rapport aux autres prix observés dans cette zone. Prière de corriger ou de confirmer avec le QG. Avertissement!! La quantité (3.5 litre) du produit Huile de soja  consommée  par le ménage semble très élevé, prière de corriger ou confirmer avec le QG. Incohérence!! Dans ce ménage, chaque individus consomme par jour 33.09143 Kg  de cereale; Prière de revoir les quantités prises de ces produits.</w:t>
+        <w:t>- Attention ! Le prix unitaire d'achat (100 Fcfa) de Oignon frais en Pièce (Petit) est relativement élevé par rapport aux autres prix observés dans cette zone. Prière de corriger ou de confirmer avec le QG. Attention ! Le prix unitaire d'achat (50 Fcfa) de Cube alimentaire (Maggi, Jumbo, ) en Cube (Petit) est relativement élevé par rapport aux autres prix observés dans cette zone. Prière de corriger ou de confirmer avec le QG. Attention ! Le prix unitaire d'achat (500 Fcfa) de Lait caillé en Sachets (Petit) est relativement élevé par rapport aux autres prix observés dans cette zone. Prière de corriger ou de confirmer avec le QG. Avertissement!! La quantité (3.5 litre) du produit Huile de soja  consommée  par le ménage semble très élevé, prière de corriger ou confirmer avec le QG. Incohérence!! Dans ce ménage, chaque individus consomme par jour 57.24768 Kg  de cereale; Prière de revoir les quantités prises de ces produits.</w:t>
       </w:r>
     </w:p>
     <w:p>
@@ -4717,6 +4571,27 @@
         <w:t xml:space="preserve">- La dernière fois que vous avez acheté Bois de chauffe ramassé/coupé (estimer la valeur) est ramasser a brousse et semble exister dans les modalités, prière de prendre attache avec le QG pour plus d'explication afin de la classer bien. </w:t>
         <w:br/>
         <w:t>- Peu plausible! le montant de la dépense pour  Savon de ménage, lessive en poudre, détergents (eau de javel, etc. ) semble trop élevé. Veuillez, s'il vous plaît, confirmer cette information avec le QG ou la corriger.</w:t>
+      </w:r>
+    </w:p>
+    <w:p>
+      <w:r>
+        <w:rPr>
+          <w:b/>
+          <w:color w:val="4672C4"/>
+          <w:sz w:val="22"/>
+        </w:rPr>
+        <w:t>&gt;&gt; Section12 - Actifs du menage</w:t>
+      </w:r>
+    </w:p>
+    <w:p>
+      <w:pPr>
+        <w:ind w:left="283"/>
+      </w:pPr>
+      <w:r>
+        <w:rPr>
+          <w:sz w:val="20"/>
+        </w:rPr>
+        <w:t>- Attention ! Radio simple/Radiocassette a été revendu à 9000 Fcfa qui est relativement élevé par rapport aux autres prix de revente observés dans cette zone. Prière de corriger ou de confirmer avec le QG.</w:t>
       </w:r>
     </w:p>
     <w:p>
@@ -4759,27 +4634,6 @@
           <w:sz w:val="20"/>
         </w:rPr>
         <w:t>- Avertissement! Le prix de vente (400000 Fcfa) d'un Bovin est trop petit ou élevé . Veuillez confirmer ces informations avec le QG ou apporter les corrections nécessaires.</w:t>
-      </w:r>
-    </w:p>
-    <w:p>
-      <w:r>
-        <w:rPr>
-          <w:b/>
-          <w:color w:val="4672C4"/>
-          <w:sz w:val="22"/>
-        </w:rPr>
-        <w:t>&gt;&gt; Section19 - Equipements agricoles</w:t>
-      </w:r>
-    </w:p>
-    <w:p>
-      <w:pPr>
-        <w:ind w:left="283"/>
-      </w:pPr>
-      <w:r>
-        <w:rPr>
-          <w:sz w:val="20"/>
-        </w:rPr>
-        <w:t>- Attention ! Charrettes a été revendu à 56000 Fcfa qui est relativement faible par rapport aux autres prix de revente observés dans cette zone. Prière de corriger ou de confirmer avec le QG.</w:t>
       </w:r>
     </w:p>
     <w:p>
@@ -5599,6 +5453,8 @@
         <w:rPr>
           <w:sz w:val="20"/>
         </w:rPr>
+        <w:t xml:space="preserve">- Peu probable! Adama Konate  n'arrive pas  à comprendre un petit texte lu dans une langue locale (s02q03). Veuillez corriger ou donner des explications au QG. </w:t>
+        <w:br/>
         <w:t xml:space="preserve">- Peu probable! Amainata  Drame  n'arrive pas  à comprendre un petit texte lu dans une langue locale (s02q03). Veuillez corriger ou donner des explications au QG. Peu probable! Amainata  Drame  ne sait ni lire, ni écrire, ni comprendre dans aucune des langues  (s02q01,s02q02,s02q03). Veuillez corriger ou donner des explications au QG. </w:t>
         <w:br/>
         <w:t xml:space="preserve">- Peu probable! Dalla Konate  n'arrive pas  à comprendre un petit texte lu dans une langue locale (s02q03). Veuillez corriger ou donner des explications au QG. Peu probable! Dalla Konate  ne sait ni lire, ni écrire, ni comprendre dans aucune des langues  (s02q01,s02q02,s02q03). Veuillez corriger ou donner des explications au QG. </w:t>
@@ -5682,28 +5538,7 @@
         <w:rPr>
           <w:sz w:val="20"/>
         </w:rPr>
-        <w:t>- Attention ! Le prix unitaire d'achat (100 Fcfa) de Citron en Pièce (Petit) est relativement élevé par rapport aux autres prix observés dans cette zone. Prière de corriger ou de confirmer avec le QG. Attention ! Le prix unitaire d'achat (100 Fcfa) de Piment frais en Pièce (Petit) est relativement élevé par rapport aux autres prix observés dans cette zone. Prière de corriger ou de confirmer avec le QG. Attention ! Le prix unitaire d'achat (150 Fcfa) de Carotte en Pièce (Moyen) est relativement élevé par rapport aux autres prix observés dans cette zone. Prière de corriger ou de confirmer avec le QG. Attention ! Le prix unitaire d'achat (500 Fcfa) de Lait caillé en Sachets (Petit) est relativement élevé par rapport aux autres prix observés dans cette zone. Prière de corriger ou de confirmer avec le QG. Avertissement!!! Le ménage a consommé 21 Paquet Petit de Thé en sachet, cette quantité semble anormale pour une consommation des 7 derniers jours.Prière de corriger ou de confirmer avec le QG. Avertissement!! le prix unitaire (100 Fcfa) de Thé en sachet (unité: Paquet) de taille Petit est très faible ou élevé. Prière de corriger ou de confirmer avec le QG. Avertissement!!! Le ménage a consommé 21 Sachets Petit de Sucre en poudre , cette quantité semble anormale pour une consommation des 7 derniers jours.Prière de corriger ou de confirmer avec le QG. Avertissement!!! Le ménage a consommé 9 Kg taille unique de Capitaine frais, cette quantité semble anormale pour une consommation des 7 derniers jours.Prière de corriger ou de confirmer avec le QG. Avertissement!!!Le ménage a consommé 100 Pièce de Petit de Aubergine sauvage   ce qui semble incoherent pour une consommation aucours des 7 derniers jours, prière de verifier et corriger. Avertissement!!! Le ménage a consommé 100 Pièce Petit de Aubergine sauvage , cette quantité semble anormale pour une consommation des 7 derniers jours.Prière de corriger ou de confirmer avec le QG. Attention ! Soupçons de quantité anormale! Le ménage de MARY DIALLO avec une taille de 13 personnes a consommé 100 Pièce en Petit de Aubergine sauvage  qui est relativement élevé comme consommation par rapport à la condition de vie des autres ménages de même taille dans cette zone. Prière de corriger ou de confirmer avec le QG. Avertissement!!!Le ménage a consommé 49 miche de Petit de Pain moderne (Baguette)  ce qui semble incoherent pour une consommation aucours des 7 derniers jours, prière de verifier et corriger. Le prix d'achat unitaire (460 Fcfa) de Riz importé parfumé en Sac (50 Kg) de taille taille unique est très faible, prière de regarder les reponses prises dans les questions s07bq07a s07bq07b s07bq07c s07bq08 pour mieux corriger.</w:t>
-      </w:r>
-    </w:p>
-    <w:p>
-      <w:r>
-        <w:rPr>
-          <w:b/>
-          <w:color w:val="4672C4"/>
-          <w:sz w:val="22"/>
-        </w:rPr>
-        <w:t>&gt;&gt; Section9b - Depenses non-alimentaires - 7 jours</w:t>
-      </w:r>
-    </w:p>
-    <w:p>
-      <w:pPr>
-        <w:ind w:left="283"/>
-      </w:pPr>
-      <w:r>
-        <w:rPr>
-          <w:sz w:val="20"/>
-        </w:rPr>
-        <w:t>- Il est difficile d'avoir un ménage qui n'a effectué aucune des dépenses mentionnées au cours de 7 derniers jours, prière de revoir la section 9B pour ce ménage.</w:t>
+        <w:t>- Attention ! Le prix unitaire d'achat (100 Fcfa) de Citron en Pièce (Petit) est relativement élevé par rapport aux autres prix observés dans cette zone. Prière de corriger ou de confirmer avec le QG. Attention ! Le prix unitaire d'achat (100 Fcfa) de Piment frais en Pièce (Petit) est relativement élevé par rapport aux autres prix observés dans cette zone. Prière de corriger ou de confirmer avec le QG. Attention ! Le prix unitaire d'achat (100 Fcfa) de Poivron frais en Pièce (Petit) est relativement élevé par rapport aux autres prix observés dans cette zone. Prière de corriger ou de confirmer avec le QG. Attention ! Le prix unitaire d'achat (100 Fcfa) de Soumbala (moutarde africaine) en Sachets (Petit) est relativement élevé par rapport aux autres prix observés dans cette zone. Prière de corriger ou de confirmer avec le QG. Attention ! Le prix unitaire d'achat (150 Fcfa) de Carotte en Pièce (Moyen) est relativement élevé par rapport aux autres prix observés dans cette zone. Prière de corriger ou de confirmer avec le QG. Attention ! Le prix unitaire d'achat (500 Fcfa) de Lait caillé en Sachets (Petit) est relativement élevé par rapport aux autres prix observés dans cette zone. Prière de corriger ou de confirmer avec le QG. Avertissement!!! Le ménage a consommé 21 Paquet Petit de Thé en sachet, cette quantité semble anormale pour une consommation des 7 derniers jours.Prière de corriger ou de confirmer avec le QG. Avertissement!! le prix unitaire (100 Fcfa) de Thé en sachet (unité: Paquet) de taille Petit est très faible ou élevé. Prière de corriger ou de confirmer avec le QG. Avertissement!!! Le ménage a consommé 21 Sachets Petit de Sucre en poudre , cette quantité semble anormale pour une consommation des 7 derniers jours.Prière de corriger ou de confirmer avec le QG. Avertissement!!! Le ménage a consommé 9 Kg taille unique de Capitaine frais, cette quantité semble anormale pour une consommation des 7 derniers jours.Prière de corriger ou de confirmer avec le QG. Avertissement!!!Le ménage a consommé 100 Pièce de Petit de Aubergine sauvage   ce qui semble incoherent pour une consommation aucours des 7 derniers jours, prière de verifier et corriger. Avertissement!!! Le ménage a consommé 100 Pièce Petit de Aubergine sauvage , cette quantité semble anormale pour une consommation des 7 derniers jours.Prière de corriger ou de confirmer avec le QG. Attention ! Soupçons de quantité anormale! Le ménage de MARY DIALLO avec une taille de 13 personnes a consommé 100 Pièce en Petit de Aubergine sauvage  qui est relativement élevé comme consommation par rapport à la condition de vie des autres ménages de même taille dans cette zone. Prière de corriger ou de confirmer avec le QG. Avertissement!!!Le ménage a consommé 49 miche de Petit de Pain moderne (Baguette)  ce qui semble incoherent pour une consommation aucours des 7 derniers jours, prière de verifier et corriger. Le prix d'achat unitaire (460 Fcfa) de Riz importé parfumé en Sac (50 Kg) de taille taille unique est très faible, prière de regarder les reponses prises dans les questions s07bq07a s07bq07b s07bq07c s07bq08 pour mieux corriger. Attention ! Le prix unitaire d'achat (460 Fcfa) de Riz importé parfumé en Sac (50 Kg) (taille unique) est relativement faible par rapport aux autres prix observés dans cette zone. Prière de corriger ou de confirmer avec le QG.</w:t>
       </w:r>
     </w:p>
     <w:p>
@@ -5734,7 +5569,7 @@
           <w:color w:val="4672C4"/>
           <w:sz w:val="22"/>
         </w:rPr>
-        <w:t>&gt;&gt; Section12 - Actifs du menage</w:t>
+        <w:t>&gt;&gt; Section11 - Caracteristiques logement</w:t>
       </w:r>
     </w:p>
     <w:p>
@@ -5745,7 +5580,7 @@
         <w:rPr>
           <w:sz w:val="20"/>
         </w:rPr>
-        <w:t>- Le nombre d'article ( Salon  (Fauteuils et table basse))  dans ce ménages est élevé (7), prière de corriger ou confirmer avec le QG.</w:t>
+        <w:t>- Le montant (FCFA) du loyer mensuel payé pour un logement comme le votre dans ce village/quartier est trop élevé, Veuillez s'il vous plaît corriger cette information.</w:t>
       </w:r>
     </w:p>
     <w:p>
@@ -6133,6 +5968,27 @@
           <w:color w:val="4672C4"/>
           <w:sz w:val="22"/>
         </w:rPr>
+        <w:t>&gt;&gt; Section0 - Identification et renseignements de controle</w:t>
+      </w:r>
+    </w:p>
+    <w:p>
+      <w:pPr>
+        <w:ind w:left="283"/>
+      </w:pPr>
+      <w:r>
+        <w:rPr>
+          <w:sz w:val="20"/>
+        </w:rPr>
+        <w:t>- Le questionnaire semble ne pas être complètement fini mais le questionnaire est en statut complet, prière de compléter le questionnaire.</w:t>
+      </w:r>
+    </w:p>
+    <w:p>
+      <w:r>
+        <w:rPr>
+          <w:b/>
+          <w:color w:val="4672C4"/>
+          <w:sz w:val="22"/>
+        </w:rPr>
         <w:t>&gt;&gt; Section1 - Caracteristiques des membres</w:t>
       </w:r>
     </w:p>
@@ -6210,31 +6066,6 @@
           <w:color w:val="4672C4"/>
           <w:sz w:val="22"/>
         </w:rPr>
-        <w:t>&gt;&gt; Section4b - Emploi - Activite principale</w:t>
-      </w:r>
-    </w:p>
-    <w:p>
-      <w:pPr>
-        <w:ind w:left="283"/>
-      </w:pPr>
-      <w:r>
-        <w:rPr>
-          <w:sz w:val="20"/>
-        </w:rPr>
-        <w:t xml:space="preserve">- Attention ! Le nombre de jours que ABDOULAYE DIOP a travaillés par mois semble être inférieur à 15. Veuillez, s'il vous plaît, confirmer cette information. </w:t>
-        <w:br/>
-        <w:t xml:space="preserve">- Attention ! Le nombre de jours que AWA DIAW a travaillés par mois semble être inférieur à 15. Veuillez, s'il vous plaît, confirmer cette information. </w:t>
-        <w:br/>
-        <w:t>- Attention ! Le nombre de jours que DIATOU NDIAYE a travaillés par mois semble être inférieur à 15. Veuillez, s'il vous plaît, confirmer cette information.</w:t>
-      </w:r>
-    </w:p>
-    <w:p>
-      <w:r>
-        <w:rPr>
-          <w:b/>
-          <w:color w:val="4672C4"/>
-          <w:sz w:val="22"/>
-        </w:rPr>
         <w:t>&gt;&gt; Section7b - Consommation alimentaire - 7 jours</w:t>
       </w:r>
     </w:p>
@@ -6246,28 +6077,7 @@
         <w:rPr>
           <w:sz w:val="20"/>
         </w:rPr>
-        <w:t>- Attention ! Le prix unitaire d'achat (100 Fcfa) de Ail en Sachets (Petit) est relativement élevé par rapport aux autres prix observés dans cette zone. Prière de corriger ou de confirmer avec le QG. Attention ! Le prix unitaire d'achat (100 Fcfa) de Poivre en Sachets (Tres petit) est relativement élevé par rapport aux autres prix observés dans cette zone. Prière de corriger ou de confirmer avec le QG. Attention ! Le prix unitaire d'achat (1000 Fcfa) de Pomme de terre en Kg (taille unique) est relativement élevé par rapport aux autres prix observés dans cette zone. Prière de corriger ou de confirmer avec le QG. Attention ! Le prix unitaire d'achat (250 Fcfa) de Feuilles de  Haricot en Tas (Petit) est relativement élevé par rapport aux autres prix observés dans cette zone. Prière de corriger ou de confirmer avec le QG. Attention ! Le prix unitaire d'achat (250 Fcfa) de Feuilles de patate en Sachets (Petit) est relativement élevé par rapport aux autres prix observés dans cette zone. Prière de corriger ou de confirmer avec le QG. Attention ! Le prix unitaire d'achat (50 Fcfa) de Carotte en Pièce (Petit) est relativement faible par rapport aux autres prix observés dans cette zone. Prière de corriger ou de confirmer avec le QG. Avertissement!!! Le ménage a consommé 14 Sachets Petit de Sucre en poudre , cette quantité semble anormale pour une consommation des 7 derniers jours.Prière de corriger ou de confirmer avec le QG. Avertissement!!!Le ménage a consommé 49 miche de Petit de Pain moderne (Baguette)  ce qui semble incoherent pour une consommation aucours des 7 derniers jours, prière de verifier et corriger. Le prix d'achat unitaire (1 Fcfa) de Poivron frais en Tas de taille Petit  est invraisemblable, prière de regarder les reponses prises dans les questions s07bq07a s07bq07b s07bq07c s07bq08 pour mieux corriger. Le prix d'achat unitaire (290 Fcfa) de Riz brisé importé en Sac (25 Kg) de taille taille unique est très faible, prière de regarder les reponses prises dans les questions s07bq07a s07bq07b s07bq07c s07bq08 pour mieux corriger.</w:t>
-      </w:r>
-    </w:p>
-    <w:p>
-      <w:r>
-        <w:rPr>
-          <w:b/>
-          <w:color w:val="4672C4"/>
-          <w:sz w:val="22"/>
-        </w:rPr>
-        <w:t>&gt;&gt; Section9f - Depenses non-alimentaires - 12 mois</w:t>
-      </w:r>
-    </w:p>
-    <w:p>
-      <w:pPr>
-        <w:ind w:left="283"/>
-      </w:pPr>
-      <w:r>
-        <w:rPr>
-          <w:sz w:val="20"/>
-        </w:rPr>
-        <w:t>- Peu plausible! le montant de la dépense pour Frais d'assurance d'un moyen de transport individuel (auto, moto, etc.) semble trop faible ou élevé. Veuillez, s'il vous plaît, confirmer cette information avec le QG ou la corriger.</w:t>
+        <w:t>- Attention ! Le prix unitaire d'achat (100 Fcfa) de Piment séché en Sachets (Tres petit) est relativement élevé par rapport aux autres prix observés dans cette zone. Prière de corriger ou de confirmer avec le QG. Attention ! Le prix unitaire d'achat (100 Fcfa) de Poivre en Sachets (Tres petit) est relativement élevé par rapport aux autres prix observés dans cette zone. Prière de corriger ou de confirmer avec le QG. Attention ! Le prix unitaire d'achat (100 Fcfa) de Soumbala (moutarde africaine) en Sachets (Petit) est relativement élevé par rapport aux autres prix observés dans cette zone. Prière de corriger ou de confirmer avec le QG. Attention ! Le prix unitaire d'achat (1000 Fcfa) de Pomme de terre en Kg (taille unique) est relativement élevé par rapport aux autres prix observés dans cette zone. Prière de corriger ou de confirmer avec le QG. Attention ! Le prix unitaire d'achat (250 Fcfa) de Feuilles de  Haricot en Tas (Petit) est relativement élevé par rapport aux autres prix observés dans cette zone. Prière de corriger ou de confirmer avec le QG. Attention ! Le prix unitaire d'achat (250 Fcfa) de Feuilles de patate en Sachets (Petit) est relativement élevé par rapport aux autres prix observés dans cette zone. Prière de corriger ou de confirmer avec le QG. Avertissement!!! Le ménage a consommé 14 Sachets Petit de Sucre en poudre , cette quantité semble anormale pour une consommation des 7 derniers jours.Prière de corriger ou de confirmer avec le QG. Avertissement!!!Le ménage a consommé 49 miche de Petit de Pain moderne (Baguette)  ce qui semble incoherent pour une consommation aucours des 7 derniers jours, prière de verifier et corriger. Le prix d'achat unitaire (1 Fcfa) de Poivron frais en Tas de taille Petit  est invraisemblable, prière de regarder les reponses prises dans les questions s07bq07a s07bq07b s07bq07c s07bq08 pour mieux corriger. Attention ! Le prix unitaire d'achat (1 Fcfa) de Poivron frais en Tas (Petit) est relativement faible par rapport aux autres prix observés dans cette zone. Prière de corriger ou de confirmer avec le QG.</w:t>
       </w:r>
     </w:p>
     <w:p>
@@ -6634,6 +6444,27 @@
           <w:color w:val="4672C4"/>
           <w:sz w:val="22"/>
         </w:rPr>
+        <w:t>&gt;&gt; Section0 - Identification et renseignements de controle</w:t>
+      </w:r>
+    </w:p>
+    <w:p>
+      <w:pPr>
+        <w:ind w:left="283"/>
+      </w:pPr>
+      <w:r>
+        <w:rPr>
+          <w:sz w:val="20"/>
+        </w:rPr>
+        <w:t>- Le questionnaire semble ne pas être complètement fini mais le questionnaire est en statut complet, prière de compléter le questionnaire.</w:t>
+      </w:r>
+    </w:p>
+    <w:p>
+      <w:r>
+        <w:rPr>
+          <w:b/>
+          <w:color w:val="4672C4"/>
+          <w:sz w:val="22"/>
+        </w:rPr>
         <w:t>&gt;&gt; Section1 - Caracteristiques des membres</w:t>
       </w:r>
     </w:p>
@@ -6649,7 +6480,7 @@
         <w:br/>
         <w:t xml:space="preserve">- Les informations sur l'acte de naissance (ni Jours, ni mois et ni années) de  dado camara  manquent, s'il vous plait pouvez-vous fournir d'effort pour avoir ces informations.  Avertissement! Veuillez renseigner par oui ou non toutes les modalités de la question s01q47. </w:t>
         <w:br/>
-        <w:t xml:space="preserve">- Les informations sur l'acte de naissance (ni Jours, ni mois et ni années) de  demba konate  manquent, s'il vous plait pouvez-vous fournir d'effort pour avoir ces informations. Attention ! Le montant (8000 Fcfa) dépensé ou reçu en cadeau pour les recharges internet ou de forfaits de données mobiles(hors appels vocaux), aucours des 30 derniers jours de  demba konate est relativement élevé par rapport aux autres montants depansés observés dans cette zone. Prière de corriger ou de confirmer avec le QG. </w:t>
+        <w:t xml:space="preserve">- Les informations sur l'acte de naissance (ni Jours, ni mois et ni années) de  demba konate  manquent, s'il vous plait pouvez-vous fournir d'effort pour avoir ces informations. </w:t>
         <w:br/>
         <w:t>- Les informations sur l'acte de naissance (ni Jours, ni mois et ni années) de  mariame konate  manquent, s'il vous plait pouvez-vous fournir d'effort pour avoir ces informations. Attention ! Le montant (8000 Fcfa) dépensé ou reçu en cadeau pour les recharges internet ou de forfaits de données mobiles(hors appels vocaux), aucours des 30 derniers jours de  mariame konate est relativement élevé par rapport aux autres montants depansés observés dans cette zone. Prière de corriger ou de confirmer avec le QG.</w:t>
       </w:r>
@@ -6726,7 +6557,7 @@
         <w:rPr>
           <w:sz w:val="20"/>
         </w:rPr>
-        <w:t>- Attention ! Le prix unitaire d'achat (100 Fcfa) de Oignon frais en Pièce (Petit) est relativement élevé par rapport aux autres prix observés dans cette zone. Prière de corriger ou de confirmer avec le QG. Attention ! Le prix unitaire d'achat (50 Fcfa) de Cube alimentaire (Maggi, Jumbo, ) en Cube (Petit) est relativement élevé par rapport aux autres prix observés dans cette zone. Prière de corriger ou de confirmer avec le QG. Avertissement!! le prix unitaire (150 Fcfa) de Thé en sachet (unité: Sachets) de taille Tres petit est très faible ou élevé. Prière de corriger ou de confirmer avec le QG. Avertissement!!! Le ménage a consommé 12 Kg taille unique de Capitaine frais, cette quantité semble anormale pour une consommation des 7 derniers jours.Prière de corriger ou de confirmer avec le QG. Avertissement!!! Le ménage a consommé 42 Pièce Petit de Sucre en morceaux, cette quantité semble anormale pour une consommation des 7 derniers jours.Prière de corriger ou de confirmer avec le QG. Attention ! Le prix unitaire d'achat (1500 Fcfa) de Sucre en morceaux en Paquet (taille unique) est relativement élevé par rapport aux autres prix observés dans cette zone. Prière de corriger ou de confirmer avec le QG.</w:t>
+        <w:t>- Attention ! Le prix unitaire d'achat (50 Fcfa) de Cube alimentaire (Maggi, Jumbo, ) en Cube (Petit) est relativement élevé par rapport aux autres prix observés dans cette zone. Prière de corriger ou de confirmer avec le QG. Avertissement!! le prix unitaire (150 Fcfa) de Thé en sachet (unité: Sachets) de taille Tres petit est très faible ou élevé. Prière de corriger ou de confirmer avec le QG. Avertissement!!! Le ménage a consommé 12 Kg taille unique de Capitaine frais, cette quantité semble anormale pour une consommation des 7 derniers jours.Prière de corriger ou de confirmer avec le QG. Avertissement!!! Le ménage a consommé 42 Pièce Petit de Sucre en morceaux, cette quantité semble anormale pour une consommation des 7 derniers jours.Prière de corriger ou de confirmer avec le QG.</w:t>
       </w:r>
     </w:p>
     <w:p>
@@ -6810,30 +6641,7 @@
         <w:rPr>
           <w:sz w:val="20"/>
         </w:rPr>
-        <w:t xml:space="preserve">- Attention ! Radio simple/Radiocassette a été achété à 75000 Fcfa est relativement élevé par rapport aux autres prix d'achat observés dans cette zone. Prière de corriger ou de confirmer avec le QG. Attention ! Radio simple/Radiocassette a été revendu à 60000 Fcfa qui est relativement élevé par rapport aux autres prix de revente observés dans cette zone. Prière de corriger ou de confirmer avec le QG. </w:t>
-        <w:br/>
-        <w:t>- Attention ! Téléphone portable a été achété à 150000 Fcfa est relativement élevé par rapport aux autres prix d'achat observés dans cette zone. Prière de corriger ou de confirmer avec le QG. Attention ! Téléphone portable a été revendu à 130000 Fcfa qui est relativement élevé par rapport aux autres prix de revente observés dans cette zone. Prière de corriger ou de confirmer avec le QG.</w:t>
-      </w:r>
-    </w:p>
-    <w:p>
-      <w:r>
-        <w:rPr>
-          <w:b/>
-          <w:color w:val="4672C4"/>
-          <w:sz w:val="22"/>
-        </w:rPr>
-        <w:t>&gt;&gt; Section13a - Transferts recus</w:t>
-      </w:r>
-    </w:p>
-    <w:p>
-      <w:pPr>
-        <w:ind w:left="283"/>
-      </w:pPr>
-      <w:r>
-        <w:rPr>
-          <w:sz w:val="20"/>
-        </w:rPr>
-        <w:t>- Avertissement!! Le montant des transferts reçu par mois semble très élevé ou faible, peut-être que vous vous êtes trompés du choix de l'unité.</w:t>
+        <w:t>- Attention ! Téléphone portable a été revendu à 130000 Fcfa qui est relativement élevé par rapport aux autres prix de revente observés dans cette zone. Prière de corriger ou de confirmer avec le QG.</w:t>
       </w:r>
     </w:p>
     <w:p>
@@ -7213,7 +7021,7 @@
         <w:rPr>
           <w:sz w:val="20"/>
         </w:rPr>
-        <w:t>- Il est obligatoire de prendre les coordonnées Gps avant d'administrer le questionnaire. Prière de prendre les coordonnées GPS.</w:t>
+        <w:t>- Le questionnaire semble ne pas être complètement fini mais le questionnaire est en statut complet, prière de compléter le questionnaire. Il est obligatoire de prendre les coordonnées Gps avant d'administrer le questionnaire. Prière de prendre les coordonnées GPS.</w:t>
       </w:r>
     </w:p>
     <w:p>
@@ -7355,27 +7163,6 @@
           <w:color w:val="4672C4"/>
           <w:sz w:val="22"/>
         </w:rPr>
-        <w:t>&gt;&gt; Section4b - Emploi - Activite principale</w:t>
-      </w:r>
-    </w:p>
-    <w:p>
-      <w:pPr>
-        <w:ind w:left="283"/>
-      </w:pPr>
-      <w:r>
-        <w:rPr>
-          <w:sz w:val="20"/>
-        </w:rPr>
-        <w:t>- Attention ! Le nombre de jours que HABY KONATE a travaillés par mois semble être inférieur à 15. Veuillez, s'il vous plaît, confirmer cette information.</w:t>
-      </w:r>
-    </w:p>
-    <w:p>
-      <w:r>
-        <w:rPr>
-          <w:b/>
-          <w:color w:val="4672C4"/>
-          <w:sz w:val="22"/>
-        </w:rPr>
         <w:t>&gt;&gt; Section7a1 - Repas pris a l'exterieur du menage</w:t>
       </w:r>
     </w:p>
@@ -7408,7 +7195,7 @@
         <w:rPr>
           <w:sz w:val="20"/>
         </w:rPr>
-        <w:t>- Attention ! Le prix unitaire d'achat (100 Fcfa) de Poivre en Sachets (Tres petit) est relativement élevé par rapport aux autres prix observés dans cette zone. Prière de corriger ou de confirmer avec le QG. Attention ! Le prix unitaire d'achat (23000 Fcfa) de Riz local fumé (malo-woussou) en Sac (50 Kg) (taille unique) est relativement élevé par rapport aux autres prix observés dans cette zone. Prière de corriger ou de confirmer avec le QG. Attention ! Le prix unitaire d'achat (250 Fcfa) de Feuilles de patate en Sachets (Petit) est relativement élevé par rapport aux autres prix observés dans cette zone. Prière de corriger ou de confirmer avec le QG. Attention ! Le prix unitaire d'achat (500 Fcfa) de Lait caillé en Sachets (Petit) est relativement élevé par rapport aux autres prix observés dans cette zone. Prière de corriger ou de confirmer avec le QG. Attention ! Le prix unitaire d'achat (75 Fcfa) de Carotte en Pièce (Petit) est relativement faible par rapport aux autres prix observés dans cette zone. Prière de corriger ou de confirmer avec le QG. Avertissement!!! Le ménage a consommé 14 Paquet Petit de Thé en sachet, cette quantité semble anormale pour une consommation des 7 derniers jours.Prière de corriger ou de confirmer avec le QG. Avertissement!! le prix unitaire (100 Fcfa) de Thé en sachet (unité: Paquet) de taille Petit est très faible ou élevé. Prière de corriger ou de confirmer avec le QG. Avertissement!!! Le ménage a consommé 21 Verre ( à thé) taille unique de Sucre en poudre , cette quantité semble anormale pour une consommation des 7 derniers jours.Prière de corriger ou de confirmer avec le QG. Avertissement!!!Le ménage a consommé 70 Sachets de Petit de Pain moderne (Baguette)  ce qui semble incoherent pour une consommation aucours des 7 derniers jours, prière de verifier et corriger. Le ménage a consommé 28 Sac (100 Kg) taille unique de Sel, cette quantité semble anormale pour une consommation des 7 derniers jours. prière de verifier et corriger ou confirmer avec le QG. Difficile de consommer le Sel en Sac (100 Kg) taille unique prière de verifier. Le prix d'achat unitaire (1 Fcfa) de Ail en Sachets de taille Petit  est invraisemblable, prière de regarder les reponses prises dans les questions s07bq07a s07bq07b s07bq07c s07bq08 pour mieux corriger. Attention ! Le prix unitaire d'achat (1 Fcfa) de Ail en Sachets (Petit) est relativement faible par rapport aux autres prix observés dans cette zone. Prière de corriger ou de confirmer avec le QG.</w:t>
+        <w:t>- Attention ! Le prix unitaire d'achat (100 Fcfa) de Piment séché en Sachets (Tres petit) est relativement élevé par rapport aux autres prix observés dans cette zone. Prière de corriger ou de confirmer avec le QG. Attention ! Le prix unitaire d'achat (100 Fcfa) de Poivre en Sachets (Tres petit) est relativement élevé par rapport aux autres prix observés dans cette zone. Prière de corriger ou de confirmer avec le QG. Attention ! Le prix unitaire d'achat (100 Fcfa) de Poivron frais en Pièce (Petit) est relativement élevé par rapport aux autres prix observés dans cette zone. Prière de corriger ou de confirmer avec le QG. Attention ! Le prix unitaire d'achat (1000 Fcfa) de Lait en poudre en Sachets (Moyen) est relativement élevé par rapport aux autres prix observés dans cette zone. Prière de corriger ou de confirmer avec le QG. Attention ! Le prix unitaire d'achat (23000 Fcfa) de Riz local fumé (malo-woussou) en Sac (50 Kg) (taille unique) est relativement élevé par rapport aux autres prix observés dans cette zone. Prière de corriger ou de confirmer avec le QG. Attention ! Le prix unitaire d'achat (250 Fcfa) de Feuilles de patate en Sachets (Petit) est relativement élevé par rapport aux autres prix observés dans cette zone. Prière de corriger ou de confirmer avec le QG. Attention ! Le prix unitaire d'achat (33.33333 Fcfa) de Oignon frais en Pièce (Petit) est relativement faible par rapport aux autres prix observés dans cette zone. Prière de corriger ou de confirmer avec le QG. Attention ! Le prix unitaire d'achat (500 Fcfa) de Lait caillé en Sachets (Petit) est relativement élevé par rapport aux autres prix observés dans cette zone. Prière de corriger ou de confirmer avec le QG. Avertissement!!! Le ménage a consommé 14 Paquet Petit de Thé en sachet, cette quantité semble anormale pour une consommation des 7 derniers jours.Prière de corriger ou de confirmer avec le QG. Avertissement!! le prix unitaire (100 Fcfa) de Thé en sachet (unité: Paquet) de taille Petit est très faible ou élevé. Prière de corriger ou de confirmer avec le QG. Avertissement!!! Le ménage a consommé 21 Verre ( à thé) taille unique de Sucre en poudre , cette quantité semble anormale pour une consommation des 7 derniers jours.Prière de corriger ou de confirmer avec le QG. Avertissement!!!Le ménage a consommé 70 Sachets de Petit de Pain moderne (Baguette)  ce qui semble incoherent pour une consommation aucours des 7 derniers jours, prière de verifier et corriger. Le ménage a consommé 25 Sac (25 Kg) taille unique de Sel, cette quantité semble anormale pour une consommation des 7 derniers jours. prière de verifier et corriger ou confirmer avec le QG. Difficile de consommer le Sel en Sac (25 Kg) taille unique prière de verifier. Le prix d'achat unitaire (1 Fcfa) de Ail en Sachets de taille Petit  est invraisemblable, prière de regarder les reponses prises dans les questions s07bq07a s07bq07b s07bq07c s07bq08 pour mieux corriger.</w:t>
       </w:r>
     </w:p>
     <w:p>
@@ -7481,6 +7268,27 @@
           <w:color w:val="4672C4"/>
           <w:sz w:val="22"/>
         </w:rPr>
+        <w:t>&gt;&gt; Section11 - Caracteristiques logement</w:t>
+      </w:r>
+    </w:p>
+    <w:p>
+      <w:pPr>
+        <w:ind w:left="283"/>
+      </w:pPr>
+      <w:r>
+        <w:rPr>
+          <w:sz w:val="20"/>
+        </w:rPr>
+        <w:t>- Le montant (FCFA) du loyer mensuel payé pour un logement comme le votre dans ce village/quartier est trop élevé, Veuillez s'il vous plaît corriger cette information.</w:t>
+      </w:r>
+    </w:p>
+    <w:p>
+      <w:r>
+        <w:rPr>
+          <w:b/>
+          <w:color w:val="4672C4"/>
+          <w:sz w:val="22"/>
+        </w:rPr>
         <w:t>&gt;&gt; Section12 - Actifs du menage</w:t>
       </w:r>
     </w:p>
@@ -7494,11 +7302,11 @@
         </w:rPr>
         <w:t xml:space="preserve">- Attention ! Antenne parabolique / décodeur a été achété à 80000 Fcfa est relativement élevé par rapport aux autres prix d'achat observés dans cette zone. Prière de corriger ou de confirmer avec le QG. </w:t>
         <w:br/>
-        <w:t xml:space="preserve">- Attention ! Ventilateur sur pied a été revendu à 15000 Fcfa qui est relativement élevé par rapport aux autres prix de revente observés dans cette zone. Prière de corriger ou de confirmer avec le QG. </w:t>
+        <w:t xml:space="preserve">- Attention ! Fer à repasser à charbon a été achété à 10000 Fcfa est relativement élevé par rapport aux autres prix d'achat observés dans cette zone. Prière de corriger ou de confirmer avec le QG. Attention ! Fer à repasser à charbon a été revendu à 8000 Fcfa qui est relativement élevé par rapport aux autres prix de revente observés dans cette zone. Prière de corriger ou de confirmer avec le QG. </w:t>
         <w:br/>
-        <w:t xml:space="preserve">- Le nombre d'article ( Matelas simple)  dans ce ménages est élevé (14), prière de corriger ou confirmer avec le QG. Attention ! Matelas simple a été revendu à 90000 Fcfa qui est relativement élevé par rapport aux autres prix de revente observés dans cette zone. Prière de corriger ou de confirmer avec le QG. </w:t>
+        <w:t xml:space="preserve">- Le nombre d'article ( Matelas simple)  dans ce ménages est élevé (14), prière de corriger ou confirmer avec le QG. Attention ! Matelas simple a été achété à 100000 Fcfa est relativement élevé par rapport aux autres prix d'achat observés dans cette zone. Prière de corriger ou de confirmer avec le QG. Attention ! Matelas simple a été revendu à 90000 Fcfa qui est relativement élevé par rapport aux autres prix de revente observés dans cette zone. Prière de corriger ou de confirmer avec le QG. </w:t>
         <w:br/>
-        <w:t>- Le nombre d'article ( Salon  (Fauteuils et table basse))  dans ce ménages est élevé (28), prière de corriger ou confirmer avec le QG. Le nombre d'article ( Salon  (Fauteuils et table basse))  dans ce ménages est élevé (28), prière de corriger ou confirmer avec le QG.</w:t>
+        <w:t>- Le nombre d'article ( Salon  (Fauteuils et table basse))  dans ce ménages est élevé (4), prière de corriger ou confirmer avec le QG.</w:t>
       </w:r>
     </w:p>
     <w:p>
